--- a/files/2025/Flow.docx
+++ b/files/2025/Flow.docx
@@ -144,63 +144,27 @@
               </w:rPr>
               <w:t xml:space="preserve">Obtain </w:t>
             </w:r>
-          </w:p>
-          <w:p>
-            <w:pPr>
-              <w:jc w:val="center"/>
+            <w:r>
               <w:rPr>
                 <w:b/>
                 <w:bCs/>
                 <w:lang w:val="en-IN"/>
               </w:rPr>
-            </w:pPr>
-            <w:r>
-              <w:rPr>
-                <w:b/>
-                <w:bCs/>
-                <w:lang w:val="en-IN"/>
-              </w:rPr>
-              <w:t>Format for Institutional Entries</w:t>
-            </w:r>
-          </w:p>
-          <w:p>
-            <w:pPr>
-              <w:jc w:val="center"/>
-              <w:rPr>
-                <w:lang w:val="en-IN"/>
-              </w:rPr>
-            </w:pPr>
-            <w:r>
-              <w:rPr>
-                <w:lang w:val="en-IN"/>
-              </w:rPr>
-              <w:t>and</w:t>
-            </w:r>
-            <w:r>
-              <w:rPr>
-                <w:lang w:val="en-IN"/>
-              </w:rPr>
-              <w:t xml:space="preserve"> </w:t>
-            </w:r>
-            <w:r>
-              <w:rPr>
-                <w:b/>
-                <w:bCs/>
-                <w:lang w:val="en-IN"/>
-              </w:rPr>
-              <w:t>Letter for Forwarding Institution Details</w:t>
-            </w:r>
-            <w:r>
-              <w:rPr>
-                <w:lang w:val="en-IN"/>
-              </w:rPr>
-              <w:t xml:space="preserve"> from</w:t>
-            </w:r>
-          </w:p>
-          <w:p>
-            <w:pPr>
-              <w:jc w:val="center"/>
-              <w:rPr>
+              <w:t xml:space="preserve">Format </w:t>
+            </w:r>
+            <w:r>
+              <w:rPr>
+                <w:lang w:val="en-IN"/>
+              </w:rPr>
+              <w:t>from</w:t>
+            </w:r>
+          </w:p>
+          <w:p>
+            <w:pPr>
+              <w:jc w:val="center"/>
+              <w:rPr>
+                <w:sz w:val="18"/>
+                <w:szCs w:val="18"/>
                 <w:lang w:val="en-IN"/>
               </w:rPr>
             </w:pPr>
@@ -212,9 +176,62 @@
                   <w:szCs w:val="18"/>
                   <w:lang w:val="en-IN"/>
                 </w:rPr>
-                <w:t>https://aryabhat.org/download.html</w:t>
+                <w:t>https://aryabhat.org/q</w:t>
+              </w:r>
+              <w:proofErr w:type="spellStart"/>
+              <w:r>
+                <w:rPr>
+                  <w:rStyle w:val="Hyperlink"/>
+                  <w:sz w:val="18"/>
+                  <w:szCs w:val="18"/>
+                </w:rPr>
+                <w:t>uiz</w:t>
+              </w:r>
+              <w:proofErr w:type="spellEnd"/>
+              <w:r>
+                <w:rPr>
+                  <w:rStyle w:val="Hyperlink"/>
+                  <w:sz w:val="18"/>
+                  <w:szCs w:val="18"/>
+                  <w:lang w:val="en-IN"/>
+                </w:rPr>
+                <w:t>.html</w:t>
               </w:r>
             </w:hyperlink>
+          </w:p>
+          <w:p>
+            <w:pPr>
+              <w:jc w:val="center"/>
+              <w:rPr>
+                <w:sz w:val="18"/>
+                <w:szCs w:val="18"/>
+                <w:lang w:val="en-IN"/>
+              </w:rPr>
+            </w:pPr>
+          </w:p>
+          <w:p>
+            <w:pPr>
+              <w:jc w:val="center"/>
+              <w:rPr>
+                <w:lang w:val="en-IN"/>
+              </w:rPr>
+            </w:pPr>
+            <w:r>
+              <w:rPr>
+                <w:sz w:val="18"/>
+                <w:szCs w:val="18"/>
+                <w:lang w:val="en-IN"/>
+              </w:rPr>
+              <w:t xml:space="preserve">Section: </w:t>
+            </w:r>
+            <w:r>
+              <w:rPr>
+                <w:sz w:val="18"/>
+                <w:szCs w:val="18"/>
+                <w:lang w:val="en-IN"/>
+              </w:rPr>
+              <w:t>Registration for Schools</w:t>
+            </w:r>
           </w:p>
         </w:tc>
         <w:tc>
@@ -274,19 +291,19 @@
               <w:rPr>
                 <w:lang w:val="en-IN"/>
               </w:rPr>
-              <w:t xml:space="preserve">Send </w:t>
-            </w:r>
-            <w:r>
-              <w:rPr>
-                <w:lang w:val="en-IN"/>
-              </w:rPr>
-              <w:t>both</w:t>
-            </w:r>
-            <w:r>
-              <w:rPr>
-                <w:lang w:val="en-IN"/>
-              </w:rPr>
-              <w:t xml:space="preserve"> filled-up format </w:t>
+              <w:t>Send</w:t>
+            </w:r>
+            <w:r>
+              <w:rPr>
+                <w:lang w:val="en-IN"/>
+              </w:rPr>
+              <w:t xml:space="preserve"> </w:t>
+            </w:r>
+            <w:r>
+              <w:rPr>
+                <w:lang w:val="en-IN"/>
+              </w:rPr>
+              <w:t xml:space="preserve">filled-up format </w:t>
             </w:r>
           </w:p>
           <w:p>
@@ -1253,6 +1270,18 @@
         </w:rPr>
         <w:t>First Name</w:t>
       </w:r>
+      <w:r>
+        <w:rPr>
+          <w:rFonts w:ascii="Calibri" w:eastAsia="Times New Roman" w:hAnsi="Calibri" w:cs="Calibri"/>
+          <w:color w:val="000000"/>
+          <w:kern w:val="0"/>
+          <w:sz w:val="20"/>
+          <w:szCs w:val="20"/>
+          <w:lang w:eastAsia="en-GB" w:bidi="hi-IN"/>
+          <w14:ligatures w14:val="none"/>
+        </w:rPr>
+        <w:t xml:space="preserve"> of the participant</w:t>
+      </w:r>
     </w:p>
     <w:p>
       <w:pPr>
@@ -1284,6 +1313,38 @@
           <w14:ligatures w14:val="none"/>
         </w:rPr>
         <w:t>Last Name</w:t>
+      </w:r>
+    </w:p>
+    <w:p>
+      <w:pPr>
+        <w:pStyle w:val="ListParagraph"/>
+        <w:numPr>
+          <w:ilvl w:val="0"/>
+          <w:numId w:val="1"/>
+        </w:numPr>
+        <w:spacing w:before="0" w:after="0" w:line="240" w:lineRule="auto"/>
+        <w:jc w:val="left"/>
+        <w:rPr>
+          <w:rFonts w:ascii="Calibri" w:eastAsia="Times New Roman" w:hAnsi="Calibri" w:cs="Calibri"/>
+          <w:color w:val="000000"/>
+          <w:kern w:val="0"/>
+          <w:sz w:val="20"/>
+          <w:szCs w:val="20"/>
+          <w:lang w:eastAsia="en-GB" w:bidi="hi-IN"/>
+          <w14:ligatures w14:val="none"/>
+        </w:rPr>
+      </w:pPr>
+      <w:r>
+        <w:rPr>
+          <w:rFonts w:ascii="Calibri" w:eastAsia="Times New Roman" w:hAnsi="Calibri" w:cs="Calibri"/>
+          <w:color w:val="000000"/>
+          <w:kern w:val="0"/>
+          <w:sz w:val="20"/>
+          <w:szCs w:val="20"/>
+          <w:lang w:eastAsia="en-GB" w:bidi="hi-IN"/>
+          <w14:ligatures w14:val="none"/>
+        </w:rPr>
+        <w:t>Gender</w:t>
       </w:r>
     </w:p>
     <w:p>
@@ -1347,7 +1408,33 @@
           <w:lang w:eastAsia="en-GB" w:bidi="hi-IN"/>
           <w14:ligatures w14:val="none"/>
         </w:rPr>
-        <w:t>Date of Birth (yyyy.mm.dd)</w:t>
+        <w:t>Date of Birth (</w:t>
+      </w:r>
+      <w:proofErr w:type="spellStart"/>
+      <w:r>
+        <w:rPr>
+          <w:rFonts w:ascii="Calibri" w:eastAsia="Times New Roman" w:hAnsi="Calibri" w:cs="Calibri"/>
+          <w:color w:val="000000"/>
+          <w:kern w:val="0"/>
+          <w:sz w:val="20"/>
+          <w:szCs w:val="20"/>
+          <w:lang w:eastAsia="en-GB" w:bidi="hi-IN"/>
+          <w14:ligatures w14:val="none"/>
+        </w:rPr>
+        <w:t>dd.mm.yy</w:t>
+      </w:r>
+      <w:proofErr w:type="spellEnd"/>
+      <w:r>
+        <w:rPr>
+          <w:rFonts w:ascii="Calibri" w:eastAsia="Times New Roman" w:hAnsi="Calibri" w:cs="Calibri"/>
+          <w:color w:val="000000"/>
+          <w:kern w:val="0"/>
+          <w:sz w:val="20"/>
+          <w:szCs w:val="20"/>
+          <w:lang w:eastAsia="en-GB" w:bidi="hi-IN"/>
+          <w14:ligatures w14:val="none"/>
+        </w:rPr>
+        <w:t>)</w:t>
       </w:r>
     </w:p>
     <w:p>
@@ -1360,13 +1447,7 @@
         <w:spacing w:before="0" w:after="0" w:line="240" w:lineRule="auto"/>
         <w:jc w:val="left"/>
         <w:rPr>
-          <w:rFonts w:ascii="Calibri" w:eastAsia="Times New Roman" w:hAnsi="Calibri" w:cs="Calibri"/>
-          <w:color w:val="000000"/>
-          <w:kern w:val="0"/>
-          <w:sz w:val="20"/>
-          <w:szCs w:val="20"/>
-          <w:lang w:eastAsia="en-GB" w:bidi="hi-IN"/>
-          <w14:ligatures w14:val="none"/>
+          <w:lang w:val="en-IN"/>
         </w:rPr>
       </w:pPr>
       <w:r>
@@ -1379,7 +1460,19 @@
           <w:lang w:eastAsia="en-GB" w:bidi="hi-IN"/>
           <w14:ligatures w14:val="none"/>
         </w:rPr>
-        <w:t>Gender (M/F)</w:t>
+        <w:t>Class</w:t>
+      </w:r>
+      <w:r>
+        <w:rPr>
+          <w:rFonts w:ascii="Calibri" w:eastAsia="Times New Roman" w:hAnsi="Calibri" w:cs="Calibri"/>
+          <w:color w:val="000000"/>
+          <w:kern w:val="0"/>
+          <w:sz w:val="20"/>
+          <w:szCs w:val="20"/>
+          <w:lang w:eastAsia="en-GB" w:bidi="hi-IN"/>
+          <w14:ligatures w14:val="none"/>
+        </w:rPr>
+        <w:t xml:space="preserve"> (6 to 9)</w:t>
       </w:r>
     </w:p>
     <w:p>
@@ -1392,13 +1485,7 @@
         <w:spacing w:before="0" w:after="0" w:line="240" w:lineRule="auto"/>
         <w:jc w:val="left"/>
         <w:rPr>
-          <w:rFonts w:ascii="Calibri" w:eastAsia="Times New Roman" w:hAnsi="Calibri" w:cs="Calibri"/>
-          <w:color w:val="000000"/>
-          <w:kern w:val="0"/>
-          <w:sz w:val="20"/>
-          <w:szCs w:val="20"/>
-          <w:lang w:eastAsia="en-GB" w:bidi="hi-IN"/>
-          <w14:ligatures w14:val="none"/>
+          <w:lang w:val="en-IN"/>
         </w:rPr>
       </w:pPr>
       <w:r>
@@ -1411,239 +1498,8 @@
           <w:lang w:eastAsia="en-GB" w:bidi="hi-IN"/>
           <w14:ligatures w14:val="none"/>
         </w:rPr>
-        <w:t>Aadhar No</w:t>
+        <w:t>Section</w:t>
       </w:r>
-    </w:p>
-    <w:p>
-      <w:pPr>
-        <w:pStyle w:val="ListParagraph"/>
-        <w:numPr>
-          <w:ilvl w:val="0"/>
-          <w:numId w:val="1"/>
-        </w:numPr>
-        <w:spacing w:before="0" w:after="0" w:line="240" w:lineRule="auto"/>
-        <w:jc w:val="left"/>
-        <w:rPr>
-          <w:rFonts w:ascii="Calibri" w:eastAsia="Times New Roman" w:hAnsi="Calibri" w:cs="Calibri"/>
-          <w:color w:val="000000"/>
-          <w:kern w:val="0"/>
-          <w:sz w:val="20"/>
-          <w:szCs w:val="20"/>
-          <w:lang w:eastAsia="en-GB" w:bidi="hi-IN"/>
-          <w14:ligatures w14:val="none"/>
-        </w:rPr>
-      </w:pPr>
-      <w:r>
-        <w:rPr>
-          <w:rFonts w:ascii="Calibri" w:eastAsia="Times New Roman" w:hAnsi="Calibri" w:cs="Calibri"/>
-          <w:color w:val="000000"/>
-          <w:kern w:val="0"/>
-          <w:sz w:val="20"/>
-          <w:szCs w:val="20"/>
-          <w:lang w:eastAsia="en-GB" w:bidi="hi-IN"/>
-          <w14:ligatures w14:val="none"/>
-        </w:rPr>
-        <w:t>Standard (6 to 9)</w:t>
-      </w:r>
-    </w:p>
-    <w:p>
-      <w:pPr>
-        <w:pStyle w:val="ListParagraph"/>
-        <w:numPr>
-          <w:ilvl w:val="0"/>
-          <w:numId w:val="1"/>
-        </w:numPr>
-        <w:spacing w:before="0" w:after="0" w:line="240" w:lineRule="auto"/>
-        <w:jc w:val="left"/>
-        <w:rPr>
-          <w:rFonts w:ascii="Calibri" w:eastAsia="Times New Roman" w:hAnsi="Calibri" w:cs="Calibri"/>
-          <w:color w:val="000000"/>
-          <w:kern w:val="0"/>
-          <w:sz w:val="20"/>
-          <w:szCs w:val="20"/>
-          <w:lang w:eastAsia="en-GB" w:bidi="hi-IN"/>
-          <w14:ligatures w14:val="none"/>
-        </w:rPr>
-      </w:pPr>
-      <w:r>
-        <w:rPr>
-          <w:rFonts w:ascii="Calibri" w:eastAsia="Times New Roman" w:hAnsi="Calibri" w:cs="Calibri"/>
-          <w:color w:val="000000"/>
-          <w:kern w:val="0"/>
-          <w:sz w:val="20"/>
-          <w:szCs w:val="20"/>
-          <w:lang w:eastAsia="en-GB" w:bidi="hi-IN"/>
-          <w14:ligatures w14:val="none"/>
-        </w:rPr>
-        <w:t>School Name</w:t>
-      </w:r>
-    </w:p>
-    <w:p>
-      <w:pPr>
-        <w:pStyle w:val="ListParagraph"/>
-        <w:numPr>
-          <w:ilvl w:val="0"/>
-          <w:numId w:val="1"/>
-        </w:numPr>
-        <w:spacing w:before="0" w:after="0" w:line="240" w:lineRule="auto"/>
-        <w:jc w:val="left"/>
-        <w:rPr>
-          <w:rFonts w:ascii="Calibri" w:eastAsia="Times New Roman" w:hAnsi="Calibri" w:cs="Calibri"/>
-          <w:color w:val="000000"/>
-          <w:kern w:val="0"/>
-          <w:sz w:val="20"/>
-          <w:szCs w:val="20"/>
-          <w:lang w:eastAsia="en-GB" w:bidi="hi-IN"/>
-          <w14:ligatures w14:val="none"/>
-        </w:rPr>
-      </w:pPr>
-      <w:r>
-        <w:rPr>
-          <w:rFonts w:ascii="Calibri" w:eastAsia="Times New Roman" w:hAnsi="Calibri" w:cs="Calibri"/>
-          <w:color w:val="000000"/>
-          <w:kern w:val="0"/>
-          <w:sz w:val="20"/>
-          <w:szCs w:val="20"/>
-          <w:lang w:eastAsia="en-GB" w:bidi="hi-IN"/>
-          <w14:ligatures w14:val="none"/>
-        </w:rPr>
-        <w:t>School Address</w:t>
-      </w:r>
-    </w:p>
-    <w:p>
-      <w:pPr>
-        <w:pStyle w:val="ListParagraph"/>
-        <w:numPr>
-          <w:ilvl w:val="0"/>
-          <w:numId w:val="1"/>
-        </w:numPr>
-        <w:spacing w:before="0" w:after="0" w:line="240" w:lineRule="auto"/>
-        <w:jc w:val="left"/>
-        <w:rPr>
-          <w:rFonts w:ascii="Calibri" w:eastAsia="Times New Roman" w:hAnsi="Calibri" w:cs="Calibri"/>
-          <w:color w:val="000000"/>
-          <w:kern w:val="0"/>
-          <w:sz w:val="20"/>
-          <w:szCs w:val="20"/>
-          <w:lang w:eastAsia="en-GB" w:bidi="hi-IN"/>
-          <w14:ligatures w14:val="none"/>
-        </w:rPr>
-      </w:pPr>
-      <w:r>
-        <w:rPr>
-          <w:rFonts w:ascii="Calibri" w:eastAsia="Times New Roman" w:hAnsi="Calibri" w:cs="Calibri"/>
-          <w:color w:val="000000"/>
-          <w:kern w:val="0"/>
-          <w:sz w:val="20"/>
-          <w:szCs w:val="20"/>
-          <w:lang w:eastAsia="en-GB" w:bidi="hi-IN"/>
-          <w14:ligatures w14:val="none"/>
-        </w:rPr>
-        <w:t>School City</w:t>
-      </w:r>
-    </w:p>
-    <w:p>
-      <w:pPr>
-        <w:pStyle w:val="ListParagraph"/>
-        <w:numPr>
-          <w:ilvl w:val="0"/>
-          <w:numId w:val="1"/>
-        </w:numPr>
-        <w:spacing w:before="0" w:after="0" w:line="240" w:lineRule="auto"/>
-        <w:jc w:val="left"/>
-        <w:rPr>
-          <w:rFonts w:ascii="Calibri" w:eastAsia="Times New Roman" w:hAnsi="Calibri" w:cs="Calibri"/>
-          <w:color w:val="000000"/>
-          <w:kern w:val="0"/>
-          <w:sz w:val="20"/>
-          <w:szCs w:val="20"/>
-          <w:lang w:eastAsia="en-GB" w:bidi="hi-IN"/>
-          <w14:ligatures w14:val="none"/>
-        </w:rPr>
-      </w:pPr>
-      <w:r>
-        <w:rPr>
-          <w:rFonts w:ascii="Calibri" w:eastAsia="Times New Roman" w:hAnsi="Calibri" w:cs="Calibri"/>
-          <w:color w:val="000000"/>
-          <w:kern w:val="0"/>
-          <w:sz w:val="20"/>
-          <w:szCs w:val="20"/>
-          <w:lang w:eastAsia="en-GB" w:bidi="hi-IN"/>
-          <w14:ligatures w14:val="none"/>
-        </w:rPr>
-        <w:t>School District</w:t>
-      </w:r>
-    </w:p>
-    <w:p>
-      <w:pPr>
-        <w:pStyle w:val="ListParagraph"/>
-        <w:numPr>
-          <w:ilvl w:val="0"/>
-          <w:numId w:val="1"/>
-        </w:numPr>
-        <w:spacing w:before="0" w:after="0" w:line="240" w:lineRule="auto"/>
-        <w:jc w:val="left"/>
-        <w:rPr>
-          <w:rFonts w:ascii="Calibri" w:eastAsia="Times New Roman" w:hAnsi="Calibri" w:cs="Calibri"/>
-          <w:color w:val="000000"/>
-          <w:kern w:val="0"/>
-          <w:sz w:val="20"/>
-          <w:szCs w:val="20"/>
-          <w:lang w:eastAsia="en-GB" w:bidi="hi-IN"/>
-          <w14:ligatures w14:val="none"/>
-        </w:rPr>
-      </w:pPr>
-      <w:r>
-        <w:rPr>
-          <w:rFonts w:ascii="Calibri" w:eastAsia="Times New Roman" w:hAnsi="Calibri" w:cs="Calibri"/>
-          <w:color w:val="000000"/>
-          <w:kern w:val="0"/>
-          <w:sz w:val="20"/>
-          <w:szCs w:val="20"/>
-          <w:lang w:eastAsia="en-GB" w:bidi="hi-IN"/>
-          <w14:ligatures w14:val="none"/>
-        </w:rPr>
-        <w:t>Mobile (10 Digit)</w:t>
-      </w:r>
-    </w:p>
-    <w:p>
-      <w:pPr>
-        <w:pStyle w:val="ListParagraph"/>
-        <w:numPr>
-          <w:ilvl w:val="0"/>
-          <w:numId w:val="1"/>
-        </w:numPr>
-        <w:spacing w:before="0" w:after="0" w:line="240" w:lineRule="auto"/>
-        <w:jc w:val="left"/>
-        <w:rPr>
-          <w:rFonts w:ascii="Calibri" w:eastAsia="Times New Roman" w:hAnsi="Calibri" w:cs="Calibri"/>
-          <w:color w:val="000000"/>
-          <w:kern w:val="0"/>
-          <w:sz w:val="20"/>
-          <w:szCs w:val="20"/>
-          <w:lang w:eastAsia="en-GB" w:bidi="hi-IN"/>
-          <w14:ligatures w14:val="none"/>
-        </w:rPr>
-      </w:pPr>
-      <w:r>
-        <w:rPr>
-          <w:rFonts w:ascii="Calibri" w:eastAsia="Times New Roman" w:hAnsi="Calibri" w:cs="Calibri"/>
-          <w:color w:val="000000"/>
-          <w:kern w:val="0"/>
-          <w:sz w:val="20"/>
-          <w:szCs w:val="20"/>
-          <w:lang w:eastAsia="en-GB" w:bidi="hi-IN"/>
-          <w14:ligatures w14:val="none"/>
-        </w:rPr>
-        <w:t>Email</w:t>
-      </w:r>
-    </w:p>
-    <w:p>
-      <w:pPr>
-        <w:rPr>
-          <w:lang w:val="en-IN"/>
-        </w:rPr>
-      </w:pPr>
     </w:p>
     <w:sectPr>
       <w:headerReference w:type="default" r:id="rId10"/>
@@ -1741,7 +1597,7 @@
         <w:szCs w:val="24"/>
         <w:lang w:val="en-IN"/>
       </w:rPr>
-      <w:t>5</w:t>
+      <w:t>6</w:t>
     </w:r>
     <w:r>
       <w:rPr>
@@ -1763,7 +1619,7 @@
         <w:szCs w:val="24"/>
         <w:lang w:val="en-IN"/>
       </w:rPr>
-      <w:t>6</w:t>
+      <w:t>7</w:t>
     </w:r>
   </w:p>
   <w:p>
@@ -1800,8 +1656,8 @@
   <w:abstractNum w:abstractNumId="0" w15:restartNumberingAfterBreak="0">
     <w:nsid w:val="41436035"/>
     <w:multiLevelType w:val="hybridMultilevel"/>
-    <w:tmpl w:val="93662C4A"/>
-    <w:lvl w:ilvl="0" w:tplc="D5C21428">
+    <w:tmpl w:val="01E649A4"/>
+    <w:lvl w:ilvl="0" w:tplc="A530C732">
       <w:start w:val="1"/>
       <w:numFmt w:val="decimal"/>
       <w:lvlText w:val="%1."/>
@@ -1810,7 +1666,9 @@
         <w:ind w:left="720" w:hanging="360"/>
       </w:pPr>
       <w:rPr>
-        <w:rFonts w:hint="default"/>
+        <w:rFonts w:ascii="Calibri" w:hAnsi="Calibri" w:cs="Calibri" w:hint="default"/>
+        <w:sz w:val="20"/>
+        <w:szCs w:val="20"/>
       </w:rPr>
     </w:lvl>
     <w:lvl w:ilvl="1" w:tplc="08090019" w:tentative="1">
@@ -2418,6 +2276,18 @@
       <w:contextualSpacing/>
     </w:pPr>
   </w:style>
+  <w:style w:type="character" w:styleId="FollowedHyperlink">
+    <w:name w:val="FollowedHyperlink"/>
+    <w:basedOn w:val="DefaultParagraphFont"/>
+    <w:uiPriority w:val="99"/>
+    <w:semiHidden/>
+    <w:unhideWhenUsed/>
+    <w:rsid w:val="00984C88"/>
+    <w:rPr>
+      <w:color w:val="800080" w:themeColor="followedHyperlink"/>
+      <w:u w:val="single"/>
+    </w:rPr>
+  </w:style>
 </w:styles>
 </file>
 

--- a/files/2025/Flow.docx
+++ b/files/2025/Flow.docx
@@ -506,6 +506,91 @@
                 <w:lang w:val="en-IN"/>
               </w:rPr>
             </w:pPr>
+            <w:r>
+              <w:rPr>
+                <w:noProof/>
+                <w:lang w:val="en-IN"/>
+              </w:rPr>
+              <mc:AlternateContent>
+                <mc:Choice Requires="wps">
+                  <w:drawing>
+                    <wp:anchor distT="0" distB="0" distL="114300" distR="114300" simplePos="0" relativeHeight="251654655" behindDoc="1" locked="0" layoutInCell="1" allowOverlap="1" wp14:anchorId="2D8D7CAD" wp14:editId="0726188A">
+                      <wp:simplePos x="0" y="0"/>
+                      <wp:positionH relativeFrom="column">
+                        <wp:posOffset>-165100</wp:posOffset>
+                      </wp:positionH>
+                      <wp:positionV relativeFrom="paragraph">
+                        <wp:posOffset>-2256155</wp:posOffset>
+                      </wp:positionV>
+                      <wp:extent cx="2451100" cy="6005195"/>
+                      <wp:effectExtent l="0" t="0" r="0" b="1905"/>
+                      <wp:wrapNone/>
+                      <wp:docPr id="273759716" name="Rounded Rectangle 4"/>
+                      <wp:cNvGraphicFramePr/>
+                      <a:graphic xmlns:a="http://schemas.openxmlformats.org/drawingml/2006/main">
+                        <a:graphicData uri="http://schemas.microsoft.com/office/word/2010/wordprocessingShape">
+                          <wps:wsp>
+                            <wps:cNvSpPr/>
+                            <wps:spPr>
+                              <a:xfrm>
+                                <a:off x="0" y="0"/>
+                                <a:ext cx="2451100" cy="6005195"/>
+                              </a:xfrm>
+                              <a:prstGeom prst="roundRect">
+                                <a:avLst/>
+                              </a:prstGeom>
+                              <a:solidFill>
+                                <a:srgbClr val="DCE6F2">
+                                  <a:alpha val="25098"/>
+                                </a:srgbClr>
+                              </a:solidFill>
+                              <a:ln>
+                                <a:noFill/>
+                              </a:ln>
+                            </wps:spPr>
+                            <wps:style>
+                              <a:lnRef idx="2">
+                                <a:schemeClr val="accent1">
+                                  <a:shade val="15000"/>
+                                </a:schemeClr>
+                              </a:lnRef>
+                              <a:fillRef idx="1">
+                                <a:schemeClr val="accent1"/>
+                              </a:fillRef>
+                              <a:effectRef idx="0">
+                                <a:schemeClr val="accent1"/>
+                              </a:effectRef>
+                              <a:fontRef idx="minor">
+                                <a:schemeClr val="lt1"/>
+                              </a:fontRef>
+                            </wps:style>
+                            <wps:bodyPr rot="0" spcFirstLastPara="0" vertOverflow="overflow" horzOverflow="overflow" vert="horz" wrap="square" lIns="91440" tIns="45720" rIns="91440" bIns="45720" numCol="1" spcCol="0" rtlCol="0" fromWordArt="0" anchor="ctr" anchorCtr="0" forceAA="0" compatLnSpc="1">
+                              <a:prstTxWarp prst="textNoShape">
+                                <a:avLst/>
+                              </a:prstTxWarp>
+                              <a:noAutofit/>
+                            </wps:bodyPr>
+                          </wps:wsp>
+                        </a:graphicData>
+                      </a:graphic>
+                      <wp14:sizeRelH relativeFrom="margin">
+                        <wp14:pctWidth>0</wp14:pctWidth>
+                      </wp14:sizeRelH>
+                      <wp14:sizeRelV relativeFrom="margin">
+                        <wp14:pctHeight>0</wp14:pctHeight>
+                      </wp14:sizeRelV>
+                    </wp:anchor>
+                  </w:drawing>
+                </mc:Choice>
+                <mc:Fallback>
+                  <w:pict>
+                    <v:roundrect w14:anchorId="31CEA5EB" id="Rounded Rectangle 4" o:spid="_x0000_s1026" style="position:absolute;margin-left:-13pt;margin-top:-177.65pt;width:193pt;height:472.85pt;z-index:-251661825;visibility:visible;mso-wrap-style:square;mso-width-percent:0;mso-height-percent:0;mso-wrap-distance-left:9pt;mso-wrap-distance-top:0;mso-wrap-distance-right:9pt;mso-wrap-distance-bottom:0;mso-position-horizontal:absolute;mso-position-horizontal-relative:text;mso-position-vertical:absolute;mso-position-vertical-relative:text;mso-width-percent:0;mso-height-percent:0;mso-width-relative:margin;mso-height-relative:margin;v-text-anchor:middle" arcsize="10923f" o:gfxdata="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" fillcolor="#dce6f2" stroked="f" strokeweight="2pt">
+                      <v:fill opacity="16448f"/>
+                    </v:roundrect>
+                  </w:pict>
+                </mc:Fallback>
+              </mc:AlternateContent>
+            </w:r>
           </w:p>
         </w:tc>
         <w:tc>
@@ -1188,42 +1273,38 @@
         <w:spacing w:before="0" w:after="0" w:line="240" w:lineRule="auto"/>
         <w:jc w:val="left"/>
         <w:rPr>
-          <w:rFonts w:ascii="Calibri" w:eastAsia="Times New Roman" w:hAnsi="Calibri" w:cs="Calibri"/>
+          <w:rFonts w:eastAsia="Times New Roman"/>
           <w:color w:val="000000"/>
           <w:kern w:val="0"/>
+          <w:sz w:val="24"/>
+          <w:szCs w:val="24"/>
           <w:lang w:eastAsia="en-GB" w:bidi="hi-IN"/>
           <w14:ligatures w14:val="none"/>
         </w:rPr>
       </w:pPr>
       <w:r>
         <w:rPr>
-          <w:rFonts w:ascii="Calibri" w:eastAsia="Times New Roman" w:hAnsi="Calibri" w:cs="Calibri"/>
+          <w:rFonts w:eastAsia="Times New Roman"/>
           <w:color w:val="000000"/>
           <w:kern w:val="0"/>
+          <w:sz w:val="24"/>
+          <w:szCs w:val="24"/>
           <w:lang w:eastAsia="en-GB" w:bidi="hi-IN"/>
           <w14:ligatures w14:val="none"/>
         </w:rPr>
-        <w:t>Required Data-fiel</w:t>
+        <w:t>Required Data</w:t>
       </w:r>
       <w:r>
         <w:rPr>
-          <w:rFonts w:ascii="Calibri" w:eastAsia="Times New Roman" w:hAnsi="Calibri" w:cs="Calibri"/>
+          <w:rFonts w:eastAsia="Times New Roman"/>
           <w:color w:val="000000"/>
           <w:kern w:val="0"/>
+          <w:sz w:val="24"/>
+          <w:szCs w:val="24"/>
           <w:lang w:eastAsia="en-GB" w:bidi="hi-IN"/>
           <w14:ligatures w14:val="none"/>
         </w:rPr>
-        <w:t>d</w:t>
-      </w:r>
-      <w:r>
-        <w:rPr>
-          <w:rFonts w:ascii="Calibri" w:eastAsia="Times New Roman" w:hAnsi="Calibri" w:cs="Calibri"/>
-          <w:color w:val="000000"/>
-          <w:kern w:val="0"/>
-          <w:lang w:eastAsia="en-GB" w:bidi="hi-IN"/>
-          <w14:ligatures w14:val="none"/>
-        </w:rPr>
-        <w:t>s :</w:t>
+        <w:t>:</w:t>
       </w:r>
     </w:p>
     <w:p>
@@ -1239,267 +1320,472 @@
         </w:rPr>
       </w:pPr>
     </w:p>
+    <w:tbl>
+      <w:tblPr>
+        <w:tblStyle w:val="TableGrid"/>
+        <w:tblW w:w="0" w:type="auto"/>
+        <w:tblLook w:val="04A0" w:firstRow="1" w:lastRow="0" w:firstColumn="1" w:lastColumn="0" w:noHBand="0" w:noVBand="1"/>
+      </w:tblPr>
+      <w:tblGrid>
+        <w:gridCol w:w="5341"/>
+        <w:gridCol w:w="5341"/>
+      </w:tblGrid>
+      <w:tr>
+        <w:tc>
+          <w:tcPr>
+            <w:tcW w:w="5341" w:type="dxa"/>
+          </w:tcPr>
+          <w:p>
+            <w:pPr>
+              <w:pStyle w:val="Title"/>
+              <w:jc w:val="center"/>
+              <w:rPr>
+                <w:rFonts w:ascii="Arial" w:eastAsia="Times New Roman" w:hAnsi="Arial" w:cs="Arial"/>
+                <w:sz w:val="36"/>
+                <w:szCs w:val="36"/>
+                <w:lang w:eastAsia="en-GB" w:bidi="hi-IN"/>
+              </w:rPr>
+            </w:pPr>
+            <w:r>
+              <w:rPr>
+                <w:rFonts w:ascii="Arial" w:eastAsia="Times New Roman" w:hAnsi="Arial" w:cs="Arial"/>
+                <w:sz w:val="36"/>
+                <w:szCs w:val="36"/>
+                <w:lang w:eastAsia="en-GB" w:bidi="hi-IN"/>
+              </w:rPr>
+              <w:t>School</w:t>
+            </w:r>
+          </w:p>
+          <w:p>
+            <w:pPr>
+              <w:rPr>
+                <w:lang w:eastAsia="en-GB" w:bidi="hi-IN"/>
+              </w:rPr>
+            </w:pPr>
+          </w:p>
+          <w:p>
+            <w:pPr>
+              <w:pStyle w:val="ListParagraph"/>
+              <w:numPr>
+                <w:ilvl w:val="0"/>
+                <w:numId w:val="2"/>
+              </w:numPr>
+              <w:rPr>
+                <w:lang w:eastAsia="en-GB" w:bidi="hi-IN"/>
+              </w:rPr>
+            </w:pPr>
+            <w:r>
+              <w:rPr>
+                <w:lang w:eastAsia="en-GB" w:bidi="hi-IN"/>
+              </w:rPr>
+              <w:t>Name &amp; Address of the School</w:t>
+            </w:r>
+          </w:p>
+          <w:p>
+            <w:pPr>
+              <w:pStyle w:val="ListParagraph"/>
+              <w:numPr>
+                <w:ilvl w:val="0"/>
+                <w:numId w:val="2"/>
+              </w:numPr>
+              <w:rPr>
+                <w:lang w:eastAsia="en-GB" w:bidi="hi-IN"/>
+              </w:rPr>
+            </w:pPr>
+            <w:r>
+              <w:rPr>
+                <w:lang w:eastAsia="en-GB" w:bidi="hi-IN"/>
+              </w:rPr>
+              <w:t>District</w:t>
+            </w:r>
+          </w:p>
+          <w:p>
+            <w:pPr>
+              <w:pStyle w:val="ListParagraph"/>
+              <w:numPr>
+                <w:ilvl w:val="0"/>
+                <w:numId w:val="2"/>
+              </w:numPr>
+              <w:rPr>
+                <w:lang w:eastAsia="en-GB" w:bidi="hi-IN"/>
+              </w:rPr>
+            </w:pPr>
+            <w:r>
+              <w:rPr>
+                <w:lang w:eastAsia="en-GB" w:bidi="hi-IN"/>
+              </w:rPr>
+              <w:t>School’s Email ID</w:t>
+            </w:r>
+          </w:p>
+          <w:p>
+            <w:pPr>
+              <w:pStyle w:val="ListParagraph"/>
+              <w:numPr>
+                <w:ilvl w:val="0"/>
+                <w:numId w:val="2"/>
+              </w:numPr>
+              <w:rPr>
+                <w:lang w:eastAsia="en-GB" w:bidi="hi-IN"/>
+              </w:rPr>
+            </w:pPr>
+            <w:r>
+              <w:rPr>
+                <w:lang w:eastAsia="en-GB" w:bidi="hi-IN"/>
+              </w:rPr>
+              <w:t>Contact person’s name</w:t>
+            </w:r>
+          </w:p>
+          <w:p>
+            <w:pPr>
+              <w:pStyle w:val="ListParagraph"/>
+              <w:numPr>
+                <w:ilvl w:val="0"/>
+                <w:numId w:val="2"/>
+              </w:numPr>
+              <w:rPr>
+                <w:lang w:eastAsia="en-GB" w:bidi="hi-IN"/>
+              </w:rPr>
+            </w:pPr>
+            <w:proofErr w:type="spellStart"/>
+            <w:r>
+              <w:rPr>
+                <w:lang w:eastAsia="en-GB" w:bidi="hi-IN"/>
+              </w:rPr>
+              <w:t>Whatsapp</w:t>
+            </w:r>
+            <w:proofErr w:type="spellEnd"/>
+            <w:r>
+              <w:rPr>
+                <w:lang w:eastAsia="en-GB" w:bidi="hi-IN"/>
+              </w:rPr>
+              <w:t xml:space="preserve"> No</w:t>
+            </w:r>
+          </w:p>
+        </w:tc>
+        <w:tc>
+          <w:tcPr>
+            <w:tcW w:w="5341" w:type="dxa"/>
+          </w:tcPr>
+          <w:p>
+            <w:pPr>
+              <w:pStyle w:val="Title"/>
+              <w:jc w:val="center"/>
+              <w:rPr>
+                <w:rFonts w:ascii="Arial" w:eastAsia="Times New Roman" w:hAnsi="Arial" w:cs="Arial"/>
+                <w:sz w:val="36"/>
+                <w:szCs w:val="36"/>
+                <w:lang w:eastAsia="en-GB" w:bidi="hi-IN"/>
+              </w:rPr>
+            </w:pPr>
+            <w:r>
+              <w:rPr>
+                <w:rFonts w:ascii="Arial" w:eastAsia="Times New Roman" w:hAnsi="Arial" w:cs="Arial"/>
+                <w:sz w:val="36"/>
+                <w:szCs w:val="36"/>
+                <w:lang w:eastAsia="en-GB" w:bidi="hi-IN"/>
+              </w:rPr>
+              <w:t>Participants</w:t>
+            </w:r>
+          </w:p>
+          <w:p>
+            <w:pPr>
+              <w:jc w:val="left"/>
+              <w:rPr>
+                <w:rFonts w:ascii="Calibri" w:eastAsia="Times New Roman" w:hAnsi="Calibri" w:cs="Calibri"/>
+                <w:color w:val="000000"/>
+                <w:kern w:val="0"/>
+                <w:sz w:val="20"/>
+                <w:szCs w:val="20"/>
+                <w:lang w:eastAsia="en-GB" w:bidi="hi-IN"/>
+                <w14:ligatures w14:val="none"/>
+              </w:rPr>
+            </w:pPr>
+          </w:p>
+          <w:p>
+            <w:pPr>
+              <w:pStyle w:val="ListParagraph"/>
+              <w:numPr>
+                <w:ilvl w:val="0"/>
+                <w:numId w:val="1"/>
+              </w:numPr>
+              <w:jc w:val="left"/>
+              <w:rPr>
+                <w:rFonts w:eastAsia="Times New Roman"/>
+                <w:color w:val="000000"/>
+                <w:kern w:val="0"/>
+                <w:sz w:val="20"/>
+                <w:szCs w:val="20"/>
+                <w:lang w:eastAsia="en-GB" w:bidi="hi-IN"/>
+                <w14:ligatures w14:val="none"/>
+              </w:rPr>
+            </w:pPr>
+            <w:r>
+              <w:rPr>
+                <w:rFonts w:eastAsia="Times New Roman"/>
+                <w:color w:val="000000"/>
+                <w:kern w:val="0"/>
+                <w:sz w:val="20"/>
+                <w:szCs w:val="20"/>
+                <w:lang w:eastAsia="en-GB" w:bidi="hi-IN"/>
+                <w14:ligatures w14:val="none"/>
+              </w:rPr>
+              <w:t>First Name of the participant</w:t>
+            </w:r>
+          </w:p>
+          <w:p>
+            <w:pPr>
+              <w:pStyle w:val="ListParagraph"/>
+              <w:numPr>
+                <w:ilvl w:val="0"/>
+                <w:numId w:val="1"/>
+              </w:numPr>
+              <w:jc w:val="left"/>
+              <w:rPr>
+                <w:rFonts w:eastAsia="Times New Roman"/>
+                <w:color w:val="000000"/>
+                <w:kern w:val="0"/>
+                <w:sz w:val="20"/>
+                <w:szCs w:val="20"/>
+                <w:lang w:eastAsia="en-GB" w:bidi="hi-IN"/>
+                <w14:ligatures w14:val="none"/>
+              </w:rPr>
+            </w:pPr>
+            <w:r>
+              <w:rPr>
+                <w:rFonts w:eastAsia="Times New Roman"/>
+                <w:color w:val="000000"/>
+                <w:kern w:val="0"/>
+                <w:sz w:val="20"/>
+                <w:szCs w:val="20"/>
+                <w:lang w:eastAsia="en-GB" w:bidi="hi-IN"/>
+                <w14:ligatures w14:val="none"/>
+              </w:rPr>
+              <w:t>Last Name</w:t>
+            </w:r>
+          </w:p>
+          <w:p>
+            <w:pPr>
+              <w:pStyle w:val="ListParagraph"/>
+              <w:numPr>
+                <w:ilvl w:val="0"/>
+                <w:numId w:val="1"/>
+              </w:numPr>
+              <w:jc w:val="left"/>
+              <w:rPr>
+                <w:rFonts w:eastAsia="Times New Roman"/>
+                <w:color w:val="000000"/>
+                <w:kern w:val="0"/>
+                <w:sz w:val="20"/>
+                <w:szCs w:val="20"/>
+                <w:lang w:eastAsia="en-GB" w:bidi="hi-IN"/>
+                <w14:ligatures w14:val="none"/>
+              </w:rPr>
+            </w:pPr>
+            <w:r>
+              <w:rPr>
+                <w:rFonts w:eastAsia="Times New Roman"/>
+                <w:color w:val="000000"/>
+                <w:kern w:val="0"/>
+                <w:sz w:val="20"/>
+                <w:szCs w:val="20"/>
+                <w:lang w:eastAsia="en-GB" w:bidi="hi-IN"/>
+                <w14:ligatures w14:val="none"/>
+              </w:rPr>
+              <w:t>Gender</w:t>
+            </w:r>
+          </w:p>
+          <w:p>
+            <w:pPr>
+              <w:pStyle w:val="ListParagraph"/>
+              <w:numPr>
+                <w:ilvl w:val="0"/>
+                <w:numId w:val="1"/>
+              </w:numPr>
+              <w:jc w:val="left"/>
+              <w:rPr>
+                <w:rFonts w:eastAsia="Times New Roman"/>
+                <w:color w:val="000000"/>
+                <w:kern w:val="0"/>
+                <w:sz w:val="20"/>
+                <w:szCs w:val="20"/>
+                <w:lang w:eastAsia="en-GB" w:bidi="hi-IN"/>
+                <w14:ligatures w14:val="none"/>
+              </w:rPr>
+            </w:pPr>
+            <w:r>
+              <w:rPr>
+                <w:rFonts w:eastAsia="Times New Roman"/>
+                <w:color w:val="000000"/>
+                <w:kern w:val="0"/>
+                <w:sz w:val="20"/>
+                <w:szCs w:val="20"/>
+                <w:lang w:eastAsia="en-GB" w:bidi="hi-IN"/>
+                <w14:ligatures w14:val="none"/>
+              </w:rPr>
+              <w:t>Fathers Name (without Last Name)</w:t>
+            </w:r>
+          </w:p>
+          <w:p>
+            <w:pPr>
+              <w:pStyle w:val="ListParagraph"/>
+              <w:numPr>
+                <w:ilvl w:val="0"/>
+                <w:numId w:val="1"/>
+              </w:numPr>
+              <w:jc w:val="left"/>
+              <w:rPr>
+                <w:rFonts w:eastAsia="Times New Roman"/>
+                <w:color w:val="000000"/>
+                <w:kern w:val="0"/>
+                <w:sz w:val="20"/>
+                <w:szCs w:val="20"/>
+                <w:lang w:eastAsia="en-GB" w:bidi="hi-IN"/>
+                <w14:ligatures w14:val="none"/>
+              </w:rPr>
+            </w:pPr>
+            <w:r>
+              <w:rPr>
+                <w:rFonts w:eastAsia="Times New Roman"/>
+                <w:color w:val="000000"/>
+                <w:kern w:val="0"/>
+                <w:sz w:val="20"/>
+                <w:szCs w:val="20"/>
+                <w:lang w:eastAsia="en-GB" w:bidi="hi-IN"/>
+                <w14:ligatures w14:val="none"/>
+              </w:rPr>
+              <w:t>Date of Birth (</w:t>
+            </w:r>
+            <w:proofErr w:type="spellStart"/>
+            <w:proofErr w:type="gramStart"/>
+            <w:r>
+              <w:rPr>
+                <w:rFonts w:eastAsia="Times New Roman"/>
+                <w:color w:val="000000"/>
+                <w:kern w:val="0"/>
+                <w:sz w:val="20"/>
+                <w:szCs w:val="20"/>
+                <w:lang w:eastAsia="en-GB" w:bidi="hi-IN"/>
+                <w14:ligatures w14:val="none"/>
+              </w:rPr>
+              <w:t>dd.mm.yy</w:t>
+            </w:r>
+            <w:proofErr w:type="spellEnd"/>
+            <w:proofErr w:type="gramEnd"/>
+            <w:r>
+              <w:rPr>
+                <w:rFonts w:eastAsia="Times New Roman"/>
+                <w:color w:val="000000"/>
+                <w:kern w:val="0"/>
+                <w:sz w:val="20"/>
+                <w:szCs w:val="20"/>
+                <w:lang w:eastAsia="en-GB" w:bidi="hi-IN"/>
+                <w14:ligatures w14:val="none"/>
+              </w:rPr>
+              <w:t>)</w:t>
+            </w:r>
+          </w:p>
+          <w:p>
+            <w:pPr>
+              <w:pStyle w:val="ListParagraph"/>
+              <w:numPr>
+                <w:ilvl w:val="0"/>
+                <w:numId w:val="1"/>
+              </w:numPr>
+              <w:jc w:val="left"/>
+              <w:rPr>
+                <w:lang w:val="en-IN"/>
+              </w:rPr>
+            </w:pPr>
+            <w:r>
+              <w:rPr>
+                <w:rFonts w:eastAsia="Times New Roman"/>
+                <w:color w:val="000000"/>
+                <w:kern w:val="0"/>
+                <w:sz w:val="20"/>
+                <w:szCs w:val="20"/>
+                <w:lang w:eastAsia="en-GB" w:bidi="hi-IN"/>
+                <w14:ligatures w14:val="none"/>
+              </w:rPr>
+              <w:t>Class (6 to 9)</w:t>
+            </w:r>
+          </w:p>
+          <w:p>
+            <w:pPr>
+              <w:pStyle w:val="ListParagraph"/>
+              <w:numPr>
+                <w:ilvl w:val="0"/>
+                <w:numId w:val="1"/>
+              </w:numPr>
+              <w:jc w:val="left"/>
+              <w:rPr>
+                <w:lang w:val="en-IN"/>
+              </w:rPr>
+            </w:pPr>
+            <w:r>
+              <w:rPr>
+                <w:rFonts w:eastAsia="Times New Roman"/>
+                <w:color w:val="000000"/>
+                <w:kern w:val="0"/>
+                <w:sz w:val="20"/>
+                <w:szCs w:val="20"/>
+                <w:lang w:eastAsia="en-GB" w:bidi="hi-IN"/>
+                <w14:ligatures w14:val="none"/>
+              </w:rPr>
+              <w:t>Section</w:t>
+            </w:r>
+          </w:p>
+          <w:p>
+            <w:pPr>
+              <w:pStyle w:val="ListParagraph"/>
+              <w:numPr>
+                <w:ilvl w:val="0"/>
+                <w:numId w:val="1"/>
+              </w:numPr>
+              <w:jc w:val="left"/>
+              <w:rPr>
+                <w:lang w:val="en-IN"/>
+              </w:rPr>
+            </w:pPr>
+            <w:r>
+              <w:rPr>
+                <w:rFonts w:eastAsia="Times New Roman"/>
+                <w:color w:val="000000"/>
+                <w:kern w:val="0"/>
+                <w:sz w:val="20"/>
+                <w:szCs w:val="20"/>
+                <w:lang w:eastAsia="en-GB" w:bidi="hi-IN"/>
+                <w14:ligatures w14:val="none"/>
+              </w:rPr>
+              <w:t>Contact Number</w:t>
+            </w:r>
+          </w:p>
+          <w:p>
+            <w:pPr>
+              <w:jc w:val="left"/>
+              <w:rPr>
+                <w:rFonts w:ascii="Calibri" w:eastAsia="Times New Roman" w:hAnsi="Calibri" w:cs="Calibri"/>
+                <w:color w:val="000000"/>
+                <w:kern w:val="0"/>
+                <w:lang w:eastAsia="en-GB" w:bidi="hi-IN"/>
+                <w14:ligatures w14:val="none"/>
+              </w:rPr>
+            </w:pPr>
+          </w:p>
+        </w:tc>
+      </w:tr>
+    </w:tbl>
     <w:p>
       <w:pPr>
-        <w:pStyle w:val="ListParagraph"/>
-        <w:numPr>
-          <w:ilvl w:val="0"/>
-          <w:numId w:val="1"/>
-        </w:numPr>
         <w:spacing w:before="0" w:after="0" w:line="240" w:lineRule="auto"/>
         <w:jc w:val="left"/>
         <w:rPr>
           <w:rFonts w:ascii="Calibri" w:eastAsia="Times New Roman" w:hAnsi="Calibri" w:cs="Calibri"/>
           <w:color w:val="000000"/>
           <w:kern w:val="0"/>
-          <w:sz w:val="20"/>
-          <w:szCs w:val="20"/>
           <w:lang w:eastAsia="en-GB" w:bidi="hi-IN"/>
           <w14:ligatures w14:val="none"/>
         </w:rPr>
       </w:pPr>
-      <w:r>
-        <w:rPr>
-          <w:rFonts w:ascii="Calibri" w:eastAsia="Times New Roman" w:hAnsi="Calibri" w:cs="Calibri"/>
-          <w:color w:val="000000"/>
-          <w:kern w:val="0"/>
-          <w:sz w:val="20"/>
-          <w:szCs w:val="20"/>
-          <w:lang w:eastAsia="en-GB" w:bidi="hi-IN"/>
-          <w14:ligatures w14:val="none"/>
-        </w:rPr>
-        <w:t>First Name</w:t>
-      </w:r>
-      <w:r>
-        <w:rPr>
-          <w:rFonts w:ascii="Calibri" w:eastAsia="Times New Roman" w:hAnsi="Calibri" w:cs="Calibri"/>
-          <w:color w:val="000000"/>
-          <w:kern w:val="0"/>
-          <w:sz w:val="20"/>
-          <w:szCs w:val="20"/>
-          <w:lang w:eastAsia="en-GB" w:bidi="hi-IN"/>
-          <w14:ligatures w14:val="none"/>
-        </w:rPr>
-        <w:t xml:space="preserve"> of the participant</w:t>
-      </w:r>
-    </w:p>
-    <w:p>
-      <w:pPr>
-        <w:pStyle w:val="ListParagraph"/>
-        <w:numPr>
-          <w:ilvl w:val="0"/>
-          <w:numId w:val="1"/>
-        </w:numPr>
-        <w:spacing w:before="0" w:after="0" w:line="240" w:lineRule="auto"/>
-        <w:jc w:val="left"/>
-        <w:rPr>
-          <w:rFonts w:ascii="Calibri" w:eastAsia="Times New Roman" w:hAnsi="Calibri" w:cs="Calibri"/>
-          <w:color w:val="000000"/>
-          <w:kern w:val="0"/>
-          <w:sz w:val="20"/>
-          <w:szCs w:val="20"/>
-          <w:lang w:eastAsia="en-GB" w:bidi="hi-IN"/>
-          <w14:ligatures w14:val="none"/>
-        </w:rPr>
-      </w:pPr>
-      <w:r>
-        <w:rPr>
-          <w:rFonts w:ascii="Calibri" w:eastAsia="Times New Roman" w:hAnsi="Calibri" w:cs="Calibri"/>
-          <w:color w:val="000000"/>
-          <w:kern w:val="0"/>
-          <w:sz w:val="20"/>
-          <w:szCs w:val="20"/>
-          <w:lang w:eastAsia="en-GB" w:bidi="hi-IN"/>
-          <w14:ligatures w14:val="none"/>
-        </w:rPr>
-        <w:t>Last Name</w:t>
-      </w:r>
-    </w:p>
-    <w:p>
-      <w:pPr>
-        <w:pStyle w:val="ListParagraph"/>
-        <w:numPr>
-          <w:ilvl w:val="0"/>
-          <w:numId w:val="1"/>
-        </w:numPr>
-        <w:spacing w:before="0" w:after="0" w:line="240" w:lineRule="auto"/>
-        <w:jc w:val="left"/>
-        <w:rPr>
-          <w:rFonts w:ascii="Calibri" w:eastAsia="Times New Roman" w:hAnsi="Calibri" w:cs="Calibri"/>
-          <w:color w:val="000000"/>
-          <w:kern w:val="0"/>
-          <w:sz w:val="20"/>
-          <w:szCs w:val="20"/>
-          <w:lang w:eastAsia="en-GB" w:bidi="hi-IN"/>
-          <w14:ligatures w14:val="none"/>
-        </w:rPr>
-      </w:pPr>
-      <w:r>
-        <w:rPr>
-          <w:rFonts w:ascii="Calibri" w:eastAsia="Times New Roman" w:hAnsi="Calibri" w:cs="Calibri"/>
-          <w:color w:val="000000"/>
-          <w:kern w:val="0"/>
-          <w:sz w:val="20"/>
-          <w:szCs w:val="20"/>
-          <w:lang w:eastAsia="en-GB" w:bidi="hi-IN"/>
-          <w14:ligatures w14:val="none"/>
-        </w:rPr>
-        <w:t>Gender</w:t>
-      </w:r>
-    </w:p>
-    <w:p>
-      <w:pPr>
-        <w:pStyle w:val="ListParagraph"/>
-        <w:numPr>
-          <w:ilvl w:val="0"/>
-          <w:numId w:val="1"/>
-        </w:numPr>
-        <w:spacing w:before="0" w:after="0" w:line="240" w:lineRule="auto"/>
-        <w:jc w:val="left"/>
-        <w:rPr>
-          <w:rFonts w:ascii="Calibri" w:eastAsia="Times New Roman" w:hAnsi="Calibri" w:cs="Calibri"/>
-          <w:color w:val="000000"/>
-          <w:kern w:val="0"/>
-          <w:sz w:val="20"/>
-          <w:szCs w:val="20"/>
-          <w:lang w:eastAsia="en-GB" w:bidi="hi-IN"/>
-          <w14:ligatures w14:val="none"/>
-        </w:rPr>
-      </w:pPr>
-      <w:r>
-        <w:rPr>
-          <w:rFonts w:ascii="Calibri" w:eastAsia="Times New Roman" w:hAnsi="Calibri" w:cs="Calibri"/>
-          <w:color w:val="000000"/>
-          <w:kern w:val="0"/>
-          <w:sz w:val="20"/>
-          <w:szCs w:val="20"/>
-          <w:lang w:eastAsia="en-GB" w:bidi="hi-IN"/>
-          <w14:ligatures w14:val="none"/>
-        </w:rPr>
-        <w:t>Fathers Name (without Last Name)</w:t>
-      </w:r>
-    </w:p>
-    <w:p>
-      <w:pPr>
-        <w:pStyle w:val="ListParagraph"/>
-        <w:numPr>
-          <w:ilvl w:val="0"/>
-          <w:numId w:val="1"/>
-        </w:numPr>
-        <w:spacing w:before="0" w:after="0" w:line="240" w:lineRule="auto"/>
-        <w:jc w:val="left"/>
-        <w:rPr>
-          <w:rFonts w:ascii="Calibri" w:eastAsia="Times New Roman" w:hAnsi="Calibri" w:cs="Calibri"/>
-          <w:color w:val="000000"/>
-          <w:kern w:val="0"/>
-          <w:sz w:val="20"/>
-          <w:szCs w:val="20"/>
-          <w:lang w:eastAsia="en-GB" w:bidi="hi-IN"/>
-          <w14:ligatures w14:val="none"/>
-        </w:rPr>
-      </w:pPr>
-      <w:r>
-        <w:rPr>
-          <w:rFonts w:ascii="Calibri" w:eastAsia="Times New Roman" w:hAnsi="Calibri" w:cs="Calibri"/>
-          <w:color w:val="000000"/>
-          <w:kern w:val="0"/>
-          <w:sz w:val="20"/>
-          <w:szCs w:val="20"/>
-          <w:lang w:eastAsia="en-GB" w:bidi="hi-IN"/>
-          <w14:ligatures w14:val="none"/>
-        </w:rPr>
-        <w:t>Date of Birth (</w:t>
-      </w:r>
-      <w:proofErr w:type="spellStart"/>
-      <w:r>
-        <w:rPr>
-          <w:rFonts w:ascii="Calibri" w:eastAsia="Times New Roman" w:hAnsi="Calibri" w:cs="Calibri"/>
-          <w:color w:val="000000"/>
-          <w:kern w:val="0"/>
-          <w:sz w:val="20"/>
-          <w:szCs w:val="20"/>
-          <w:lang w:eastAsia="en-GB" w:bidi="hi-IN"/>
-          <w14:ligatures w14:val="none"/>
-        </w:rPr>
-        <w:t>dd.mm.yy</w:t>
-      </w:r>
-      <w:proofErr w:type="spellEnd"/>
-      <w:r>
-        <w:rPr>
-          <w:rFonts w:ascii="Calibri" w:eastAsia="Times New Roman" w:hAnsi="Calibri" w:cs="Calibri"/>
-          <w:color w:val="000000"/>
-          <w:kern w:val="0"/>
-          <w:sz w:val="20"/>
-          <w:szCs w:val="20"/>
-          <w:lang w:eastAsia="en-GB" w:bidi="hi-IN"/>
-          <w14:ligatures w14:val="none"/>
-        </w:rPr>
-        <w:t>)</w:t>
-      </w:r>
-    </w:p>
-    <w:p>
-      <w:pPr>
-        <w:pStyle w:val="ListParagraph"/>
-        <w:numPr>
-          <w:ilvl w:val="0"/>
-          <w:numId w:val="1"/>
-        </w:numPr>
-        <w:spacing w:before="0" w:after="0" w:line="240" w:lineRule="auto"/>
-        <w:jc w:val="left"/>
-        <w:rPr>
-          <w:lang w:val="en-IN"/>
-        </w:rPr>
-      </w:pPr>
-      <w:r>
-        <w:rPr>
-          <w:rFonts w:ascii="Calibri" w:eastAsia="Times New Roman" w:hAnsi="Calibri" w:cs="Calibri"/>
-          <w:color w:val="000000"/>
-          <w:kern w:val="0"/>
-          <w:sz w:val="20"/>
-          <w:szCs w:val="20"/>
-          <w:lang w:eastAsia="en-GB" w:bidi="hi-IN"/>
-          <w14:ligatures w14:val="none"/>
-        </w:rPr>
-        <w:t>Class</w:t>
-      </w:r>
-      <w:r>
-        <w:rPr>
-          <w:rFonts w:ascii="Calibri" w:eastAsia="Times New Roman" w:hAnsi="Calibri" w:cs="Calibri"/>
-          <w:color w:val="000000"/>
-          <w:kern w:val="0"/>
-          <w:sz w:val="20"/>
-          <w:szCs w:val="20"/>
-          <w:lang w:eastAsia="en-GB" w:bidi="hi-IN"/>
-          <w14:ligatures w14:val="none"/>
-        </w:rPr>
-        <w:t xml:space="preserve"> (6 to 9)</w:t>
-      </w:r>
-    </w:p>
-    <w:p>
-      <w:pPr>
-        <w:pStyle w:val="ListParagraph"/>
-        <w:numPr>
-          <w:ilvl w:val="0"/>
-          <w:numId w:val="1"/>
-        </w:numPr>
-        <w:spacing w:before="0" w:after="0" w:line="240" w:lineRule="auto"/>
-        <w:jc w:val="left"/>
-        <w:rPr>
-          <w:lang w:val="en-IN"/>
-        </w:rPr>
-      </w:pPr>
-      <w:r>
-        <w:rPr>
-          <w:rFonts w:ascii="Calibri" w:eastAsia="Times New Roman" w:hAnsi="Calibri" w:cs="Calibri"/>
-          <w:color w:val="000000"/>
-          <w:kern w:val="0"/>
-          <w:sz w:val="20"/>
-          <w:szCs w:val="20"/>
-          <w:lang w:eastAsia="en-GB" w:bidi="hi-IN"/>
-          <w14:ligatures w14:val="none"/>
-        </w:rPr>
-        <w:t>Section</w:t>
-      </w:r>
     </w:p>
     <w:sectPr>
       <w:headerReference w:type="default" r:id="rId10"/>
@@ -1744,8 +2030,100 @@
       </w:pPr>
     </w:lvl>
   </w:abstractNum>
+  <w:abstractNum w:abstractNumId="1" w15:restartNumberingAfterBreak="0">
+    <w:nsid w:val="6AA2196D"/>
+    <w:multiLevelType w:val="hybridMultilevel"/>
+    <w:tmpl w:val="2F8A44FA"/>
+    <w:lvl w:ilvl="0" w:tplc="0809000F">
+      <w:start w:val="1"/>
+      <w:numFmt w:val="decimal"/>
+      <w:lvlText w:val="%1."/>
+      <w:lvlJc w:val="left"/>
+      <w:pPr>
+        <w:ind w:left="720" w:hanging="360"/>
+      </w:pPr>
+      <w:rPr>
+        <w:rFonts w:hint="default"/>
+      </w:rPr>
+    </w:lvl>
+    <w:lvl w:ilvl="1" w:tplc="08090019" w:tentative="1">
+      <w:start w:val="1"/>
+      <w:numFmt w:val="lowerLetter"/>
+      <w:lvlText w:val="%2."/>
+      <w:lvlJc w:val="left"/>
+      <w:pPr>
+        <w:ind w:left="1440" w:hanging="360"/>
+      </w:pPr>
+    </w:lvl>
+    <w:lvl w:ilvl="2" w:tplc="0809001B" w:tentative="1">
+      <w:start w:val="1"/>
+      <w:numFmt w:val="lowerRoman"/>
+      <w:lvlText w:val="%3."/>
+      <w:lvlJc w:val="right"/>
+      <w:pPr>
+        <w:ind w:left="2160" w:hanging="180"/>
+      </w:pPr>
+    </w:lvl>
+    <w:lvl w:ilvl="3" w:tplc="0809000F" w:tentative="1">
+      <w:start w:val="1"/>
+      <w:numFmt w:val="decimal"/>
+      <w:lvlText w:val="%4."/>
+      <w:lvlJc w:val="left"/>
+      <w:pPr>
+        <w:ind w:left="2880" w:hanging="360"/>
+      </w:pPr>
+    </w:lvl>
+    <w:lvl w:ilvl="4" w:tplc="08090019" w:tentative="1">
+      <w:start w:val="1"/>
+      <w:numFmt w:val="lowerLetter"/>
+      <w:lvlText w:val="%5."/>
+      <w:lvlJc w:val="left"/>
+      <w:pPr>
+        <w:ind w:left="3600" w:hanging="360"/>
+      </w:pPr>
+    </w:lvl>
+    <w:lvl w:ilvl="5" w:tplc="0809001B" w:tentative="1">
+      <w:start w:val="1"/>
+      <w:numFmt w:val="lowerRoman"/>
+      <w:lvlText w:val="%6."/>
+      <w:lvlJc w:val="right"/>
+      <w:pPr>
+        <w:ind w:left="4320" w:hanging="180"/>
+      </w:pPr>
+    </w:lvl>
+    <w:lvl w:ilvl="6" w:tplc="0809000F" w:tentative="1">
+      <w:start w:val="1"/>
+      <w:numFmt w:val="decimal"/>
+      <w:lvlText w:val="%7."/>
+      <w:lvlJc w:val="left"/>
+      <w:pPr>
+        <w:ind w:left="5040" w:hanging="360"/>
+      </w:pPr>
+    </w:lvl>
+    <w:lvl w:ilvl="7" w:tplc="08090019" w:tentative="1">
+      <w:start w:val="1"/>
+      <w:numFmt w:val="lowerLetter"/>
+      <w:lvlText w:val="%8."/>
+      <w:lvlJc w:val="left"/>
+      <w:pPr>
+        <w:ind w:left="5760" w:hanging="360"/>
+      </w:pPr>
+    </w:lvl>
+    <w:lvl w:ilvl="8" w:tplc="0809001B" w:tentative="1">
+      <w:start w:val="1"/>
+      <w:numFmt w:val="lowerRoman"/>
+      <w:lvlText w:val="%9."/>
+      <w:lvlJc w:val="right"/>
+      <w:pPr>
+        <w:ind w:left="6480" w:hanging="180"/>
+      </w:pPr>
+    </w:lvl>
+  </w:abstractNum>
   <w:num w:numId="1" w16cid:durableId="1685015698">
     <w:abstractNumId w:val="0"/>
+  </w:num>
+  <w:num w:numId="2" w16cid:durableId="2019503847">
+    <w:abstractNumId w:val="1"/>
   </w:num>
 </w:numbering>
 </file>
@@ -2152,6 +2530,27 @@
     <w:name w:val="Normal"/>
     <w:qFormat/>
   </w:style>
+  <w:style w:type="paragraph" w:styleId="Heading1">
+    <w:name w:val="heading 1"/>
+    <w:basedOn w:val="Normal"/>
+    <w:next w:val="Normal"/>
+    <w:link w:val="Heading1Char"/>
+    <w:uiPriority w:val="9"/>
+    <w:qFormat/>
+    <w:rsid w:val="00BC2386"/>
+    <w:pPr>
+      <w:keepNext/>
+      <w:keepLines/>
+      <w:spacing w:before="240" w:after="0"/>
+      <w:outlineLvl w:val="0"/>
+    </w:pPr>
+    <w:rPr>
+      <w:rFonts w:asciiTheme="majorHAnsi" w:eastAsiaTheme="majorEastAsia" w:hAnsiTheme="majorHAnsi" w:cstheme="majorBidi"/>
+      <w:color w:val="365F91" w:themeColor="accent1" w:themeShade="BF"/>
+      <w:sz w:val="32"/>
+      <w:szCs w:val="32"/>
+    </w:rPr>
+  </w:style>
   <w:style w:type="character" w:default="1" w:styleId="DefaultParagraphFont">
     <w:name w:val="Default Paragraph Font"/>
     <w:uiPriority w:val="1"/>
@@ -2286,6 +2685,53 @@
     <w:rPr>
       <w:color w:val="800080" w:themeColor="followedHyperlink"/>
       <w:u w:val="single"/>
+    </w:rPr>
+  </w:style>
+  <w:style w:type="character" w:customStyle="1" w:styleId="Heading1Char">
+    <w:name w:val="Heading 1 Char"/>
+    <w:basedOn w:val="DefaultParagraphFont"/>
+    <w:link w:val="Heading1"/>
+    <w:uiPriority w:val="9"/>
+    <w:rsid w:val="00BC2386"/>
+    <w:rPr>
+      <w:rFonts w:asciiTheme="majorHAnsi" w:eastAsiaTheme="majorEastAsia" w:hAnsiTheme="majorHAnsi" w:cstheme="majorBidi"/>
+      <w:color w:val="365F91" w:themeColor="accent1" w:themeShade="BF"/>
+      <w:sz w:val="32"/>
+      <w:szCs w:val="32"/>
+    </w:rPr>
+  </w:style>
+  <w:style w:type="paragraph" w:styleId="Title">
+    <w:name w:val="Title"/>
+    <w:basedOn w:val="Normal"/>
+    <w:next w:val="Normal"/>
+    <w:link w:val="TitleChar"/>
+    <w:uiPriority w:val="10"/>
+    <w:qFormat/>
+    <w:rsid w:val="00BC2386"/>
+    <w:pPr>
+      <w:spacing w:before="0" w:after="0" w:line="240" w:lineRule="auto"/>
+      <w:contextualSpacing/>
+    </w:pPr>
+    <w:rPr>
+      <w:rFonts w:asciiTheme="majorHAnsi" w:eastAsiaTheme="majorEastAsia" w:hAnsiTheme="majorHAnsi" w:cstheme="majorBidi"/>
+      <w:spacing w:val="-10"/>
+      <w:kern w:val="28"/>
+      <w:sz w:val="56"/>
+      <w:szCs w:val="56"/>
+    </w:rPr>
+  </w:style>
+  <w:style w:type="character" w:customStyle="1" w:styleId="TitleChar">
+    <w:name w:val="Title Char"/>
+    <w:basedOn w:val="DefaultParagraphFont"/>
+    <w:link w:val="Title"/>
+    <w:uiPriority w:val="10"/>
+    <w:rsid w:val="00BC2386"/>
+    <w:rPr>
+      <w:rFonts w:asciiTheme="majorHAnsi" w:eastAsiaTheme="majorEastAsia" w:hAnsiTheme="majorHAnsi" w:cstheme="majorBidi"/>
+      <w:spacing w:val="-10"/>
+      <w:kern w:val="28"/>
+      <w:sz w:val="56"/>
+      <w:szCs w:val="56"/>
     </w:rPr>
   </w:style>
 </w:styles>

--- a/files/2025/Flow.docx
+++ b/files/2025/Flow.docx
@@ -1,6 +1,6 @@
 
 <file path=word/document.xml><?xml version="1.0" encoding="utf-8"?>
-<w:document xmlns:wpc="http://schemas.microsoft.com/office/word/2010/wordprocessingCanvas" xmlns:cx="http://schemas.microsoft.com/office/drawing/2014/chartex" xmlns:cx1="http://schemas.microsoft.com/office/drawing/2015/9/8/chartex" xmlns:cx2="http://schemas.microsoft.com/office/drawing/2015/10/21/chartex" xmlns:cx3="http://schemas.microsoft.com/office/drawing/2016/5/9/chartex" xmlns:cx4="http://schemas.microsoft.com/office/drawing/2016/5/10/chartex" xmlns:cx5="http://schemas.microsoft.com/office/drawing/2016/5/11/chartex" xmlns:cx6="http://schemas.microsoft.com/office/drawing/2016/5/12/chartex" xmlns:cx7="http://schemas.microsoft.com/office/drawing/2016/5/13/chartex" xmlns:cx8="http://schemas.microsoft.com/office/drawing/2016/5/14/chartex" xmlns:mc="http://schemas.openxmlformats.org/markup-compatibility/2006" xmlns:aink="http://schemas.microsoft.com/office/drawing/2016/ink" xmlns:am3d="http://schemas.microsoft.com/office/drawing/2017/model3d" xmlns:o="urn:schemas-microsoft-com:office:office" xmlns:oel="http://schemas.microsoft.com/office/2019/extlst" xmlns:r="http://schemas.openxmlformats.org/officeDocument/2006/relationships" xmlns:m="http://schemas.openxmlformats.org/officeDocument/2006/math" xmlns:v="urn:schemas-microsoft-com:vml" xmlns:wp14="http://schemas.microsoft.com/office/word/2010/wordprocessingDrawing" xmlns:wp="http://schemas.openxmlformats.org/drawingml/2006/wordprocessingDrawing" xmlns:w10="urn:schemas-microsoft-com:office:word" xmlns:w="http://schemas.openxmlformats.org/wordprocessingml/2006/main" xmlns:w14="http://schemas.microsoft.com/office/word/2010/wordml" xmlns:w15="http://schemas.microsoft.com/office/word/2012/wordml" xmlns:w16cex="http://schemas.microsoft.com/office/word/2018/wordml/cex" xmlns:w16cid="http://schemas.microsoft.com/office/word/2016/wordml/cid" xmlns:w16="http://schemas.microsoft.com/office/word/2018/wordml" xmlns:w16du="http://schemas.microsoft.com/office/word/2023/wordml/word16du" xmlns:w16sdtdh="http://schemas.microsoft.com/office/word/2020/wordml/sdtdatahash" xmlns:w16sdtfl="http://schemas.microsoft.com/office/word/2024/wordml/sdtformatlock" xmlns:w16se="http://schemas.microsoft.com/office/word/2015/wordml/symex" xmlns:wpg="http://schemas.microsoft.com/office/word/2010/wordprocessingGroup" xmlns:wpi="http://schemas.microsoft.com/office/word/2010/wordprocessingInk" xmlns:wne="http://schemas.microsoft.com/office/word/2006/wordml" xmlns:wps="http://schemas.microsoft.com/office/word/2010/wordprocessingShape" mc:Ignorable="w14 w15 w16se w16cid w16 w16cex w16sdtdh w16sdtfl w16du wp14">
+<w:document xmlns:wpc="http://schemas.microsoft.com/office/word/2010/wordprocessingCanvas" xmlns:cx="http://schemas.microsoft.com/office/drawing/2014/chartex" xmlns:cx1="http://schemas.microsoft.com/office/drawing/2015/9/8/chartex" xmlns:cx2="http://schemas.microsoft.com/office/drawing/2015/10/21/chartex" xmlns:cx3="http://schemas.microsoft.com/office/drawing/2016/5/9/chartex" xmlns:cx4="http://schemas.microsoft.com/office/drawing/2016/5/10/chartex" xmlns:cx5="http://schemas.microsoft.com/office/drawing/2016/5/11/chartex" xmlns:cx6="http://schemas.microsoft.com/office/drawing/2016/5/12/chartex" xmlns:cx7="http://schemas.microsoft.com/office/drawing/2016/5/13/chartex" xmlns:cx8="http://schemas.microsoft.com/office/drawing/2016/5/14/chartex" xmlns:mc="http://schemas.openxmlformats.org/markup-compatibility/2006" xmlns:m="http://schemas.openxmlformats.org/officeDocument/2006/math" xmlns:aink="http://schemas.microsoft.com/office/drawing/2016/ink" xmlns:am3d="http://schemas.microsoft.com/office/drawing/2017/model3d" xmlns:oel="http://schemas.microsoft.com/office/2019/extlst" xmlns:r="http://schemas.openxmlformats.org/officeDocument/2006/relationships" xmlns:wp14="http://schemas.microsoft.com/office/word/2010/wordprocessingDrawing" xmlns:wp="http://schemas.openxmlformats.org/drawingml/2006/wordprocessingDrawing" xmlns:wpg="http://schemas.microsoft.com/office/word/2010/wordprocessingGroup" xmlns:wpi="http://schemas.microsoft.com/office/word/2010/wordprocessingInk" xmlns:wps="http://schemas.microsoft.com/office/word/2010/wordprocessingShape" xmlns:o="urn:schemas-microsoft-com:office:office" xmlns:v="urn:schemas-microsoft-com:vml" xmlns:w10="urn:schemas-microsoft-com:office:word" xmlns:w="http://schemas.openxmlformats.org/wordprocessingml/2006/main" xmlns:w14="http://schemas.microsoft.com/office/word/2010/wordml" xmlns:w15="http://schemas.microsoft.com/office/word/2012/wordml" xmlns:w16cex="http://schemas.microsoft.com/office/word/2018/wordml/cex" xmlns:w16cid="http://schemas.microsoft.com/office/word/2016/wordml/cid" xmlns:w16="http://schemas.microsoft.com/office/word/2018/wordml" xmlns:w16sdtdh="http://schemas.microsoft.com/office/word/2020/wordml/sdtdatahash" xmlns:w16sdtfl="http://schemas.microsoft.com/office/word/2024/wordml/sdtformatlock" xmlns:w16se="http://schemas.microsoft.com/office/word/2015/wordml/symex" xmlns:w16du="http://schemas.microsoft.com/office/word/2023/wordml/word16du" xmlns:wne="http://schemas.microsoft.com/office/word/2006/wordml" mc:Ignorable="w14 w15 w16se w16cid w16 w16cex w16sdtdh w16sdtfl w16du wp14">
   <w:body>
     <w:tbl>
       <w:tblPr>
@@ -178,7 +178,6 @@
                 </w:rPr>
                 <w:t>https://aryabhat.org/q</w:t>
               </w:r>
-              <w:proofErr w:type="spellStart"/>
               <w:r>
                 <w:rPr>
                   <w:rStyle w:val="Hyperlink"/>
@@ -187,7 +186,6 @@
                 </w:rPr>
                 <w:t>uiz</w:t>
               </w:r>
-              <w:proofErr w:type="spellEnd"/>
               <w:r>
                 <w:rPr>
                   <w:rStyle w:val="Hyperlink"/>
@@ -195,7 +193,7 @@
                   <w:szCs w:val="18"/>
                   <w:lang w:val="en-IN"/>
                 </w:rPr>
-                <w:t>.html</w:t>
+                <w:t>form</w:t>
               </w:r>
             </w:hyperlink>
           </w:p>
@@ -942,25 +940,7 @@
                 <w:szCs w:val="16"/>
                 <w:lang w:val="en-IN"/>
               </w:rPr>
-              <w:t xml:space="preserve">in presence of </w:t>
-            </w:r>
-            <w:proofErr w:type="spellStart"/>
-            <w:r>
-              <w:rPr>
-                <w:sz w:val="16"/>
-                <w:szCs w:val="16"/>
-                <w:lang w:val="en-IN"/>
-              </w:rPr>
-              <w:t>Aryabhat’s</w:t>
-            </w:r>
-            <w:proofErr w:type="spellEnd"/>
-            <w:r>
-              <w:rPr>
-                <w:sz w:val="16"/>
-                <w:szCs w:val="16"/>
-                <w:lang w:val="en-IN"/>
-              </w:rPr>
-              <w:t xml:space="preserve"> representative</w:t>
+              <w:t>in presence of Aryabhat’s representative</w:t>
             </w:r>
           </w:p>
         </w:tc>
@@ -1446,19 +1426,11 @@
                 <w:lang w:eastAsia="en-GB" w:bidi="hi-IN"/>
               </w:rPr>
             </w:pPr>
-            <w:proofErr w:type="spellStart"/>
             <w:r>
               <w:rPr>
                 <w:lang w:eastAsia="en-GB" w:bidi="hi-IN"/>
               </w:rPr>
-              <w:t>Whatsapp</w:t>
-            </w:r>
-            <w:proofErr w:type="spellEnd"/>
-            <w:r>
-              <w:rPr>
-                <w:lang w:eastAsia="en-GB" w:bidi="hi-IN"/>
-              </w:rPr>
-              <w:t xml:space="preserve"> No</w:t>
+              <w:t>Whatsapp No</w:t>
             </w:r>
           </w:p>
         </w:tc>
@@ -1653,35 +1625,7 @@
                 <w:lang w:eastAsia="en-GB" w:bidi="hi-IN"/>
                 <w14:ligatures w14:val="none"/>
               </w:rPr>
-              <w:t>Date of Birth (</w:t>
-            </w:r>
-            <w:proofErr w:type="spellStart"/>
-            <w:proofErr w:type="gramStart"/>
-            <w:r>
-              <w:rPr>
-                <w:rFonts w:eastAsia="Times New Roman"/>
-                <w:color w:val="000000"/>
-                <w:kern w:val="0"/>
-                <w:sz w:val="20"/>
-                <w:szCs w:val="20"/>
-                <w:lang w:eastAsia="en-GB" w:bidi="hi-IN"/>
-                <w14:ligatures w14:val="none"/>
-              </w:rPr>
-              <w:t>dd.mm.yy</w:t>
-            </w:r>
-            <w:proofErr w:type="spellEnd"/>
-            <w:proofErr w:type="gramEnd"/>
-            <w:r>
-              <w:rPr>
-                <w:rFonts w:eastAsia="Times New Roman"/>
-                <w:color w:val="000000"/>
-                <w:kern w:val="0"/>
-                <w:sz w:val="20"/>
-                <w:szCs w:val="20"/>
-                <w:lang w:eastAsia="en-GB" w:bidi="hi-IN"/>
-                <w14:ligatures w14:val="none"/>
-              </w:rPr>
-              <w:t>)</w:t>
+              <w:t>Date of Birth (dd.mm.yy)</w:t>
             </w:r>
           </w:p>
           <w:p>
@@ -1799,7 +1743,7 @@
 </file>
 
 <file path=word/endnotes.xml><?xml version="1.0" encoding="utf-8"?>
-<w:endnotes xmlns:wpc="http://schemas.microsoft.com/office/word/2010/wordprocessingCanvas" xmlns:cx="http://schemas.microsoft.com/office/drawing/2014/chartex" xmlns:cx1="http://schemas.microsoft.com/office/drawing/2015/9/8/chartex" xmlns:cx2="http://schemas.microsoft.com/office/drawing/2015/10/21/chartex" xmlns:cx3="http://schemas.microsoft.com/office/drawing/2016/5/9/chartex" xmlns:cx4="http://schemas.microsoft.com/office/drawing/2016/5/10/chartex" xmlns:cx5="http://schemas.microsoft.com/office/drawing/2016/5/11/chartex" xmlns:cx6="http://schemas.microsoft.com/office/drawing/2016/5/12/chartex" xmlns:cx7="http://schemas.microsoft.com/office/drawing/2016/5/13/chartex" xmlns:cx8="http://schemas.microsoft.com/office/drawing/2016/5/14/chartex" xmlns:mc="http://schemas.openxmlformats.org/markup-compatibility/2006" xmlns:aink="http://schemas.microsoft.com/office/drawing/2016/ink" xmlns:am3d="http://schemas.microsoft.com/office/drawing/2017/model3d" xmlns:o="urn:schemas-microsoft-com:office:office" xmlns:oel="http://schemas.microsoft.com/office/2019/extlst" xmlns:r="http://schemas.openxmlformats.org/officeDocument/2006/relationships" xmlns:m="http://schemas.openxmlformats.org/officeDocument/2006/math" xmlns:v="urn:schemas-microsoft-com:vml" xmlns:wp14="http://schemas.microsoft.com/office/word/2010/wordprocessingDrawing" xmlns:wp="http://schemas.openxmlformats.org/drawingml/2006/wordprocessingDrawing" xmlns:w10="urn:schemas-microsoft-com:office:word" xmlns:w="http://schemas.openxmlformats.org/wordprocessingml/2006/main" xmlns:w14="http://schemas.microsoft.com/office/word/2010/wordml" xmlns:w15="http://schemas.microsoft.com/office/word/2012/wordml" xmlns:w16cex="http://schemas.microsoft.com/office/word/2018/wordml/cex" xmlns:w16cid="http://schemas.microsoft.com/office/word/2016/wordml/cid" xmlns:w16="http://schemas.microsoft.com/office/word/2018/wordml" xmlns:w16du="http://schemas.microsoft.com/office/word/2023/wordml/word16du" xmlns:w16sdtdh="http://schemas.microsoft.com/office/word/2020/wordml/sdtdatahash" xmlns:w16sdtfl="http://schemas.microsoft.com/office/word/2024/wordml/sdtformatlock" xmlns:w16se="http://schemas.microsoft.com/office/word/2015/wordml/symex" xmlns:wpg="http://schemas.microsoft.com/office/word/2010/wordprocessingGroup" xmlns:wpi="http://schemas.microsoft.com/office/word/2010/wordprocessingInk" xmlns:wne="http://schemas.microsoft.com/office/word/2006/wordml" xmlns:wps="http://schemas.microsoft.com/office/word/2010/wordprocessingShape" mc:Ignorable="w14 w15 w16se w16cid w16 w16cex w16sdtdh w16sdtfl w16du wp14">
+<w:endnotes xmlns:wpc="http://schemas.microsoft.com/office/word/2010/wordprocessingCanvas" xmlns:cx="http://schemas.microsoft.com/office/drawing/2014/chartex" xmlns:cx1="http://schemas.microsoft.com/office/drawing/2015/9/8/chartex" xmlns:cx2="http://schemas.microsoft.com/office/drawing/2015/10/21/chartex" xmlns:cx3="http://schemas.microsoft.com/office/drawing/2016/5/9/chartex" xmlns:cx4="http://schemas.microsoft.com/office/drawing/2016/5/10/chartex" xmlns:cx5="http://schemas.microsoft.com/office/drawing/2016/5/11/chartex" xmlns:cx6="http://schemas.microsoft.com/office/drawing/2016/5/12/chartex" xmlns:cx7="http://schemas.microsoft.com/office/drawing/2016/5/13/chartex" xmlns:cx8="http://schemas.microsoft.com/office/drawing/2016/5/14/chartex" xmlns:mc="http://schemas.openxmlformats.org/markup-compatibility/2006" xmlns:m="http://schemas.openxmlformats.org/officeDocument/2006/math" xmlns:aink="http://schemas.microsoft.com/office/drawing/2016/ink" xmlns:am3d="http://schemas.microsoft.com/office/drawing/2017/model3d" xmlns:oel="http://schemas.microsoft.com/office/2019/extlst" xmlns:r="http://schemas.openxmlformats.org/officeDocument/2006/relationships" xmlns:wp14="http://schemas.microsoft.com/office/word/2010/wordprocessingDrawing" xmlns:wp="http://schemas.openxmlformats.org/drawingml/2006/wordprocessingDrawing" xmlns:wpg="http://schemas.microsoft.com/office/word/2010/wordprocessingGroup" xmlns:wpi="http://schemas.microsoft.com/office/word/2010/wordprocessingInk" xmlns:wps="http://schemas.microsoft.com/office/word/2010/wordprocessingShape" xmlns:o="urn:schemas-microsoft-com:office:office" xmlns:v="urn:schemas-microsoft-com:vml" xmlns:w10="urn:schemas-microsoft-com:office:word" xmlns:w="http://schemas.openxmlformats.org/wordprocessingml/2006/main" xmlns:w14="http://schemas.microsoft.com/office/word/2010/wordml" xmlns:w15="http://schemas.microsoft.com/office/word/2012/wordml" xmlns:w16cex="http://schemas.microsoft.com/office/word/2018/wordml/cex" xmlns:w16cid="http://schemas.microsoft.com/office/word/2016/wordml/cid" xmlns:w16="http://schemas.microsoft.com/office/word/2018/wordml" xmlns:w16sdtdh="http://schemas.microsoft.com/office/word/2020/wordml/sdtdatahash" xmlns:w16sdtfl="http://schemas.microsoft.com/office/word/2024/wordml/sdtformatlock" xmlns:w16se="http://schemas.microsoft.com/office/word/2015/wordml/symex" xmlns:w16du="http://schemas.microsoft.com/office/word/2023/wordml/word16du" xmlns:wne="http://schemas.microsoft.com/office/word/2006/wordml" mc:Ignorable="w14 w15 w16se w16cid w16 w16cex w16sdtdh w16sdtfl w16du wp14">
   <w:endnote w:type="separator" w:id="-1">
     <w:p>
       <w:pPr>
@@ -1824,7 +1768,7 @@
 </file>
 
 <file path=word/footnotes.xml><?xml version="1.0" encoding="utf-8"?>
-<w:footnotes xmlns:wpc="http://schemas.microsoft.com/office/word/2010/wordprocessingCanvas" xmlns:cx="http://schemas.microsoft.com/office/drawing/2014/chartex" xmlns:cx1="http://schemas.microsoft.com/office/drawing/2015/9/8/chartex" xmlns:cx2="http://schemas.microsoft.com/office/drawing/2015/10/21/chartex" xmlns:cx3="http://schemas.microsoft.com/office/drawing/2016/5/9/chartex" xmlns:cx4="http://schemas.microsoft.com/office/drawing/2016/5/10/chartex" xmlns:cx5="http://schemas.microsoft.com/office/drawing/2016/5/11/chartex" xmlns:cx6="http://schemas.microsoft.com/office/drawing/2016/5/12/chartex" xmlns:cx7="http://schemas.microsoft.com/office/drawing/2016/5/13/chartex" xmlns:cx8="http://schemas.microsoft.com/office/drawing/2016/5/14/chartex" xmlns:mc="http://schemas.openxmlformats.org/markup-compatibility/2006" xmlns:aink="http://schemas.microsoft.com/office/drawing/2016/ink" xmlns:am3d="http://schemas.microsoft.com/office/drawing/2017/model3d" xmlns:o="urn:schemas-microsoft-com:office:office" xmlns:oel="http://schemas.microsoft.com/office/2019/extlst" xmlns:r="http://schemas.openxmlformats.org/officeDocument/2006/relationships" xmlns:m="http://schemas.openxmlformats.org/officeDocument/2006/math" xmlns:v="urn:schemas-microsoft-com:vml" xmlns:wp14="http://schemas.microsoft.com/office/word/2010/wordprocessingDrawing" xmlns:wp="http://schemas.openxmlformats.org/drawingml/2006/wordprocessingDrawing" xmlns:w10="urn:schemas-microsoft-com:office:word" xmlns:w="http://schemas.openxmlformats.org/wordprocessingml/2006/main" xmlns:w14="http://schemas.microsoft.com/office/word/2010/wordml" xmlns:w15="http://schemas.microsoft.com/office/word/2012/wordml" xmlns:w16cex="http://schemas.microsoft.com/office/word/2018/wordml/cex" xmlns:w16cid="http://schemas.microsoft.com/office/word/2016/wordml/cid" xmlns:w16="http://schemas.microsoft.com/office/word/2018/wordml" xmlns:w16du="http://schemas.microsoft.com/office/word/2023/wordml/word16du" xmlns:w16sdtdh="http://schemas.microsoft.com/office/word/2020/wordml/sdtdatahash" xmlns:w16sdtfl="http://schemas.microsoft.com/office/word/2024/wordml/sdtformatlock" xmlns:w16se="http://schemas.microsoft.com/office/word/2015/wordml/symex" xmlns:wpg="http://schemas.microsoft.com/office/word/2010/wordprocessingGroup" xmlns:wpi="http://schemas.microsoft.com/office/word/2010/wordprocessingInk" xmlns:wne="http://schemas.microsoft.com/office/word/2006/wordml" xmlns:wps="http://schemas.microsoft.com/office/word/2010/wordprocessingShape" mc:Ignorable="w14 w15 w16se w16cid w16 w16cex w16sdtdh w16sdtfl w16du wp14">
+<w:footnotes xmlns:wpc="http://schemas.microsoft.com/office/word/2010/wordprocessingCanvas" xmlns:cx="http://schemas.microsoft.com/office/drawing/2014/chartex" xmlns:cx1="http://schemas.microsoft.com/office/drawing/2015/9/8/chartex" xmlns:cx2="http://schemas.microsoft.com/office/drawing/2015/10/21/chartex" xmlns:cx3="http://schemas.microsoft.com/office/drawing/2016/5/9/chartex" xmlns:cx4="http://schemas.microsoft.com/office/drawing/2016/5/10/chartex" xmlns:cx5="http://schemas.microsoft.com/office/drawing/2016/5/11/chartex" xmlns:cx6="http://schemas.microsoft.com/office/drawing/2016/5/12/chartex" xmlns:cx7="http://schemas.microsoft.com/office/drawing/2016/5/13/chartex" xmlns:cx8="http://schemas.microsoft.com/office/drawing/2016/5/14/chartex" xmlns:mc="http://schemas.openxmlformats.org/markup-compatibility/2006" xmlns:m="http://schemas.openxmlformats.org/officeDocument/2006/math" xmlns:aink="http://schemas.microsoft.com/office/drawing/2016/ink" xmlns:am3d="http://schemas.microsoft.com/office/drawing/2017/model3d" xmlns:oel="http://schemas.microsoft.com/office/2019/extlst" xmlns:r="http://schemas.openxmlformats.org/officeDocument/2006/relationships" xmlns:wp14="http://schemas.microsoft.com/office/word/2010/wordprocessingDrawing" xmlns:wp="http://schemas.openxmlformats.org/drawingml/2006/wordprocessingDrawing" xmlns:wpg="http://schemas.microsoft.com/office/word/2010/wordprocessingGroup" xmlns:wpi="http://schemas.microsoft.com/office/word/2010/wordprocessingInk" xmlns:wps="http://schemas.microsoft.com/office/word/2010/wordprocessingShape" xmlns:o="urn:schemas-microsoft-com:office:office" xmlns:v="urn:schemas-microsoft-com:vml" xmlns:w10="urn:schemas-microsoft-com:office:word" xmlns:w="http://schemas.openxmlformats.org/wordprocessingml/2006/main" xmlns:w14="http://schemas.microsoft.com/office/word/2010/wordml" xmlns:w15="http://schemas.microsoft.com/office/word/2012/wordml" xmlns:w16cex="http://schemas.microsoft.com/office/word/2018/wordml/cex" xmlns:w16cid="http://schemas.microsoft.com/office/word/2016/wordml/cid" xmlns:w16="http://schemas.microsoft.com/office/word/2018/wordml" xmlns:w16sdtdh="http://schemas.microsoft.com/office/word/2020/wordml/sdtdatahash" xmlns:w16sdtfl="http://schemas.microsoft.com/office/word/2024/wordml/sdtformatlock" xmlns:w16se="http://schemas.microsoft.com/office/word/2015/wordml/symex" xmlns:w16du="http://schemas.microsoft.com/office/word/2023/wordml/word16du" xmlns:wne="http://schemas.microsoft.com/office/word/2006/wordml" mc:Ignorable="w14 w15 w16se w16cid w16 w16cex w16sdtdh w16sdtfl w16du wp14">
   <w:footnote w:type="separator" w:id="-1">
     <w:p>
       <w:pPr>
@@ -1849,7 +1793,7 @@
 </file>
 
 <file path=word/header1.xml><?xml version="1.0" encoding="utf-8"?>
-<w:hdr xmlns:wpc="http://schemas.microsoft.com/office/word/2010/wordprocessingCanvas" xmlns:cx="http://schemas.microsoft.com/office/drawing/2014/chartex" xmlns:cx1="http://schemas.microsoft.com/office/drawing/2015/9/8/chartex" xmlns:cx2="http://schemas.microsoft.com/office/drawing/2015/10/21/chartex" xmlns:cx3="http://schemas.microsoft.com/office/drawing/2016/5/9/chartex" xmlns:cx4="http://schemas.microsoft.com/office/drawing/2016/5/10/chartex" xmlns:cx5="http://schemas.microsoft.com/office/drawing/2016/5/11/chartex" xmlns:cx6="http://schemas.microsoft.com/office/drawing/2016/5/12/chartex" xmlns:cx7="http://schemas.microsoft.com/office/drawing/2016/5/13/chartex" xmlns:cx8="http://schemas.microsoft.com/office/drawing/2016/5/14/chartex" xmlns:mc="http://schemas.openxmlformats.org/markup-compatibility/2006" xmlns:aink="http://schemas.microsoft.com/office/drawing/2016/ink" xmlns:am3d="http://schemas.microsoft.com/office/drawing/2017/model3d" xmlns:o="urn:schemas-microsoft-com:office:office" xmlns:oel="http://schemas.microsoft.com/office/2019/extlst" xmlns:r="http://schemas.openxmlformats.org/officeDocument/2006/relationships" xmlns:m="http://schemas.openxmlformats.org/officeDocument/2006/math" xmlns:v="urn:schemas-microsoft-com:vml" xmlns:wp14="http://schemas.microsoft.com/office/word/2010/wordprocessingDrawing" xmlns:wp="http://schemas.openxmlformats.org/drawingml/2006/wordprocessingDrawing" xmlns:w10="urn:schemas-microsoft-com:office:word" xmlns:w="http://schemas.openxmlformats.org/wordprocessingml/2006/main" xmlns:w14="http://schemas.microsoft.com/office/word/2010/wordml" xmlns:w15="http://schemas.microsoft.com/office/word/2012/wordml" xmlns:w16cex="http://schemas.microsoft.com/office/word/2018/wordml/cex" xmlns:w16cid="http://schemas.microsoft.com/office/word/2016/wordml/cid" xmlns:w16="http://schemas.microsoft.com/office/word/2018/wordml" xmlns:w16du="http://schemas.microsoft.com/office/word/2023/wordml/word16du" xmlns:w16sdtdh="http://schemas.microsoft.com/office/word/2020/wordml/sdtdatahash" xmlns:w16sdtfl="http://schemas.microsoft.com/office/word/2024/wordml/sdtformatlock" xmlns:w16se="http://schemas.microsoft.com/office/word/2015/wordml/symex" xmlns:wpg="http://schemas.microsoft.com/office/word/2010/wordprocessingGroup" xmlns:wpi="http://schemas.microsoft.com/office/word/2010/wordprocessingInk" xmlns:wne="http://schemas.microsoft.com/office/word/2006/wordml" xmlns:wps="http://schemas.microsoft.com/office/word/2010/wordprocessingShape" mc:Ignorable="w14 w15 w16se w16cid w16 w16cex w16sdtdh w16sdtfl w16du wp14">
+<w:hdr xmlns:wpc="http://schemas.microsoft.com/office/word/2010/wordprocessingCanvas" xmlns:cx="http://schemas.microsoft.com/office/drawing/2014/chartex" xmlns:cx1="http://schemas.microsoft.com/office/drawing/2015/9/8/chartex" xmlns:cx2="http://schemas.microsoft.com/office/drawing/2015/10/21/chartex" xmlns:cx3="http://schemas.microsoft.com/office/drawing/2016/5/9/chartex" xmlns:cx4="http://schemas.microsoft.com/office/drawing/2016/5/10/chartex" xmlns:cx5="http://schemas.microsoft.com/office/drawing/2016/5/11/chartex" xmlns:cx6="http://schemas.microsoft.com/office/drawing/2016/5/12/chartex" xmlns:cx7="http://schemas.microsoft.com/office/drawing/2016/5/13/chartex" xmlns:cx8="http://schemas.microsoft.com/office/drawing/2016/5/14/chartex" xmlns:mc="http://schemas.openxmlformats.org/markup-compatibility/2006" xmlns:m="http://schemas.openxmlformats.org/officeDocument/2006/math" xmlns:aink="http://schemas.microsoft.com/office/drawing/2016/ink" xmlns:am3d="http://schemas.microsoft.com/office/drawing/2017/model3d" xmlns:oel="http://schemas.microsoft.com/office/2019/extlst" xmlns:r="http://schemas.openxmlformats.org/officeDocument/2006/relationships" xmlns:wp14="http://schemas.microsoft.com/office/word/2010/wordprocessingDrawing" xmlns:wp="http://schemas.openxmlformats.org/drawingml/2006/wordprocessingDrawing" xmlns:wpg="http://schemas.microsoft.com/office/word/2010/wordprocessingGroup" xmlns:wpi="http://schemas.microsoft.com/office/word/2010/wordprocessingInk" xmlns:wps="http://schemas.microsoft.com/office/word/2010/wordprocessingShape" xmlns:o="urn:schemas-microsoft-com:office:office" xmlns:v="urn:schemas-microsoft-com:vml" xmlns:w10="urn:schemas-microsoft-com:office:word" xmlns:w="http://schemas.openxmlformats.org/wordprocessingml/2006/main" xmlns:w14="http://schemas.microsoft.com/office/word/2010/wordml" xmlns:w15="http://schemas.microsoft.com/office/word/2012/wordml" xmlns:w16cex="http://schemas.microsoft.com/office/word/2018/wordml/cex" xmlns:w16cid="http://schemas.microsoft.com/office/word/2016/wordml/cid" xmlns:w16="http://schemas.microsoft.com/office/word/2018/wordml" xmlns:w16sdtdh="http://schemas.microsoft.com/office/word/2020/wordml/sdtdatahash" xmlns:w16sdtfl="http://schemas.microsoft.com/office/word/2024/wordml/sdtformatlock" xmlns:w16se="http://schemas.microsoft.com/office/word/2015/wordml/symex" xmlns:w16du="http://schemas.microsoft.com/office/word/2023/wordml/word16du" xmlns:wne="http://schemas.microsoft.com/office/word/2006/wordml" mc:Ignorable="w14 w15 w16se w16cid w16 w16cex w16sdtdh w16sdtfl w16du wp14">
   <w:p>
     <w:pPr>
       <w:pStyle w:val="Header"/>
@@ -1938,7 +1882,7 @@
 </file>
 
 <file path=word/numbering.xml><?xml version="1.0" encoding="utf-8"?>
-<w:numbering xmlns:wpc="http://schemas.microsoft.com/office/word/2010/wordprocessingCanvas" xmlns:cx="http://schemas.microsoft.com/office/drawing/2014/chartex" xmlns:cx1="http://schemas.microsoft.com/office/drawing/2015/9/8/chartex" xmlns:cx2="http://schemas.microsoft.com/office/drawing/2015/10/21/chartex" xmlns:cx3="http://schemas.microsoft.com/office/drawing/2016/5/9/chartex" xmlns:cx4="http://schemas.microsoft.com/office/drawing/2016/5/10/chartex" xmlns:cx5="http://schemas.microsoft.com/office/drawing/2016/5/11/chartex" xmlns:cx6="http://schemas.microsoft.com/office/drawing/2016/5/12/chartex" xmlns:cx7="http://schemas.microsoft.com/office/drawing/2016/5/13/chartex" xmlns:cx8="http://schemas.microsoft.com/office/drawing/2016/5/14/chartex" xmlns:mc="http://schemas.openxmlformats.org/markup-compatibility/2006" xmlns:aink="http://schemas.microsoft.com/office/drawing/2016/ink" xmlns:am3d="http://schemas.microsoft.com/office/drawing/2017/model3d" xmlns:o="urn:schemas-microsoft-com:office:office" xmlns:oel="http://schemas.microsoft.com/office/2019/extlst" xmlns:r="http://schemas.openxmlformats.org/officeDocument/2006/relationships" xmlns:m="http://schemas.openxmlformats.org/officeDocument/2006/math" xmlns:v="urn:schemas-microsoft-com:vml" xmlns:wp14="http://schemas.microsoft.com/office/word/2010/wordprocessingDrawing" xmlns:wp="http://schemas.openxmlformats.org/drawingml/2006/wordprocessingDrawing" xmlns:w10="urn:schemas-microsoft-com:office:word" xmlns:w="http://schemas.openxmlformats.org/wordprocessingml/2006/main" xmlns:w14="http://schemas.microsoft.com/office/word/2010/wordml" xmlns:w15="http://schemas.microsoft.com/office/word/2012/wordml" xmlns:w16cex="http://schemas.microsoft.com/office/word/2018/wordml/cex" xmlns:w16cid="http://schemas.microsoft.com/office/word/2016/wordml/cid" xmlns:w16="http://schemas.microsoft.com/office/word/2018/wordml" xmlns:w16du="http://schemas.microsoft.com/office/word/2023/wordml/word16du" xmlns:w16sdtdh="http://schemas.microsoft.com/office/word/2020/wordml/sdtdatahash" xmlns:w16sdtfl="http://schemas.microsoft.com/office/word/2024/wordml/sdtformatlock" xmlns:w16se="http://schemas.microsoft.com/office/word/2015/wordml/symex" xmlns:wpg="http://schemas.microsoft.com/office/word/2010/wordprocessingGroup" xmlns:wpi="http://schemas.microsoft.com/office/word/2010/wordprocessingInk" xmlns:wne="http://schemas.microsoft.com/office/word/2006/wordml" xmlns:wps="http://schemas.microsoft.com/office/word/2010/wordprocessingShape" mc:Ignorable="w14 w15 w16se w16cid w16 w16cex w16sdtdh w16sdtfl w16du wp14">
+<w:numbering xmlns:wpc="http://schemas.microsoft.com/office/word/2010/wordprocessingCanvas" xmlns:cx="http://schemas.microsoft.com/office/drawing/2014/chartex" xmlns:cx1="http://schemas.microsoft.com/office/drawing/2015/9/8/chartex" xmlns:cx2="http://schemas.microsoft.com/office/drawing/2015/10/21/chartex" xmlns:cx3="http://schemas.microsoft.com/office/drawing/2016/5/9/chartex" xmlns:cx4="http://schemas.microsoft.com/office/drawing/2016/5/10/chartex" xmlns:cx5="http://schemas.microsoft.com/office/drawing/2016/5/11/chartex" xmlns:cx6="http://schemas.microsoft.com/office/drawing/2016/5/12/chartex" xmlns:cx7="http://schemas.microsoft.com/office/drawing/2016/5/13/chartex" xmlns:cx8="http://schemas.microsoft.com/office/drawing/2016/5/14/chartex" xmlns:mc="http://schemas.openxmlformats.org/markup-compatibility/2006" xmlns:m="http://schemas.openxmlformats.org/officeDocument/2006/math" xmlns:aink="http://schemas.microsoft.com/office/drawing/2016/ink" xmlns:am3d="http://schemas.microsoft.com/office/drawing/2017/model3d" xmlns:oel="http://schemas.microsoft.com/office/2019/extlst" xmlns:r="http://schemas.openxmlformats.org/officeDocument/2006/relationships" xmlns:wp14="http://schemas.microsoft.com/office/word/2010/wordprocessingDrawing" xmlns:wp="http://schemas.openxmlformats.org/drawingml/2006/wordprocessingDrawing" xmlns:wpg="http://schemas.microsoft.com/office/word/2010/wordprocessingGroup" xmlns:wpi="http://schemas.microsoft.com/office/word/2010/wordprocessingInk" xmlns:wps="http://schemas.microsoft.com/office/word/2010/wordprocessingShape" xmlns:o="urn:schemas-microsoft-com:office:office" xmlns:v="urn:schemas-microsoft-com:vml" xmlns:w10="urn:schemas-microsoft-com:office:word" xmlns:w="http://schemas.openxmlformats.org/wordprocessingml/2006/main" xmlns:w14="http://schemas.microsoft.com/office/word/2010/wordml" xmlns:w15="http://schemas.microsoft.com/office/word/2012/wordml" xmlns:w16cex="http://schemas.microsoft.com/office/word/2018/wordml/cex" xmlns:w16cid="http://schemas.microsoft.com/office/word/2016/wordml/cid" xmlns:w16="http://schemas.microsoft.com/office/word/2018/wordml" xmlns:w16sdtdh="http://schemas.microsoft.com/office/word/2020/wordml/sdtdatahash" xmlns:w16sdtfl="http://schemas.microsoft.com/office/word/2024/wordml/sdtformatlock" xmlns:w16se="http://schemas.microsoft.com/office/word/2015/wordml/symex" xmlns:w16du="http://schemas.microsoft.com/office/word/2023/wordml/word16du" xmlns:wne="http://schemas.microsoft.com/office/word/2006/wordml" mc:Ignorable="w14 w15 w16se w16cid w16 w16cex w16sdtdh w16sdtfl w16du wp14">
   <w:abstractNum w:abstractNumId="0" w15:restartNumberingAfterBreak="0">
     <w:nsid w:val="41436035"/>
     <w:multiLevelType w:val="hybridMultilevel"/>
@@ -2129,7 +2073,7 @@
 </file>
 
 <file path=word/styles.xml><?xml version="1.0" encoding="utf-8"?>
-<w:styles xmlns:mc="http://schemas.openxmlformats.org/markup-compatibility/2006" xmlns:r="http://schemas.openxmlformats.org/officeDocument/2006/relationships" xmlns:w="http://schemas.openxmlformats.org/wordprocessingml/2006/main" xmlns:w14="http://schemas.microsoft.com/office/word/2010/wordml" xmlns:w15="http://schemas.microsoft.com/office/word/2012/wordml" xmlns:w16cex="http://schemas.microsoft.com/office/word/2018/wordml/cex" xmlns:w16cid="http://schemas.microsoft.com/office/word/2016/wordml/cid" xmlns:w16="http://schemas.microsoft.com/office/word/2018/wordml" xmlns:w16du="http://schemas.microsoft.com/office/word/2023/wordml/word16du" xmlns:w16sdtdh="http://schemas.microsoft.com/office/word/2020/wordml/sdtdatahash" xmlns:w16sdtfl="http://schemas.microsoft.com/office/word/2024/wordml/sdtformatlock" xmlns:w16se="http://schemas.microsoft.com/office/word/2015/wordml/symex" mc:Ignorable="w14 w15 w16se w16cid w16 w16cex w16sdtdh w16sdtfl w16du">
+<w:styles xmlns:mc="http://schemas.openxmlformats.org/markup-compatibility/2006" xmlns:r="http://schemas.openxmlformats.org/officeDocument/2006/relationships" xmlns:w="http://schemas.openxmlformats.org/wordprocessingml/2006/main" xmlns:w14="http://schemas.microsoft.com/office/word/2010/wordml" xmlns:w15="http://schemas.microsoft.com/office/word/2012/wordml" xmlns:w16cex="http://schemas.microsoft.com/office/word/2018/wordml/cex" xmlns:w16cid="http://schemas.microsoft.com/office/word/2016/wordml/cid" xmlns:w16="http://schemas.microsoft.com/office/word/2018/wordml" xmlns:w16sdtdh="http://schemas.microsoft.com/office/word/2020/wordml/sdtdatahash" xmlns:w16sdtfl="http://schemas.microsoft.com/office/word/2024/wordml/sdtformatlock" xmlns:w16se="http://schemas.microsoft.com/office/word/2015/wordml/symex" xmlns:w16du="http://schemas.microsoft.com/office/word/2023/wordml/word16du" mc:Ignorable="w14 w15 w16se w16cid w16 w16cex w16sdtdh w16sdtfl w16du">
   <w:docDefaults>
     <w:rPrDefault>
       <w:rPr>
